--- a/files/original_student_files/fur10_tea_formulario.docx
+++ b/files/original_student_files/fur10_tea_formulario.docx
@@ -204,8 +204,8 @@
             <w:rPr>
               <w:rFonts w:ascii="Arial" w:hAnsi="Arial" w:cs="Arial"/>
               <w:color w:val="000000"/>
-              <w:sz w:val="20"/>
-              <w:szCs w:val="20"/>
+              <w:sz w:val="18"/>
+              <w:szCs w:val="18"/>
             </w:rPr>
             <w:alias w:val="full_name"/>
             <w:tag w:val="full_name"/>
@@ -233,16 +233,16 @@
                   <w:rPr>
                     <w:rFonts w:ascii="Arial" w:hAnsi="Arial" w:cs="Arial"/>
                     <w:color w:val="000000"/>
-                    <w:sz w:val="20"/>
-                    <w:szCs w:val="20"/>
+                    <w:sz w:val="18"/>
+                    <w:szCs w:val="18"/>
                   </w:rPr>
                 </w:pPr>
                 <w:r>
                   <w:rPr>
                     <w:rFonts w:ascii="Arial" w:hAnsi="Arial" w:cs="Arial"/>
                     <w:color w:val="000000"/>
-                    <w:sz w:val="20"/>
-                    <w:szCs w:val="20"/>
+                    <w:sz w:val="18"/>
+                    <w:szCs w:val="18"/>
                     <w:lang w:val="es-CL" w:eastAsia="es-CL"/>
                   </w:rPr>
                   <w:t>Escriba aquí</w:t>
@@ -268,8 +268,8 @@
               <w:rPr>
                 <w:rFonts w:ascii="Arial" w:hAnsi="Arial" w:cs="Arial"/>
                 <w:color w:val="000000"/>
-                <w:sz w:val="20"/>
-                <w:szCs w:val="20"/>
+                <w:sz w:val="18"/>
+                <w:szCs w:val="18"/>
               </w:rPr>
               <w:alias w:val="born_date"/>
               <w:tag w:val="born_date"/>
@@ -286,16 +286,16 @@
                   <w:rPr>
                     <w:rFonts w:ascii="Arial" w:hAnsi="Arial" w:cs="Arial"/>
                     <w:color w:val="000000"/>
-                    <w:sz w:val="20"/>
-                    <w:szCs w:val="20"/>
+                    <w:sz w:val="18"/>
+                    <w:szCs w:val="18"/>
                   </w:rPr>
                 </w:pPr>
                 <w:r>
                   <w:rPr>
                     <w:rFonts w:ascii="Arial" w:hAnsi="Arial" w:cs="Arial"/>
                     <w:color w:val="000000"/>
-                    <w:sz w:val="20"/>
-                    <w:szCs w:val="20"/>
+                    <w:sz w:val="18"/>
+                    <w:szCs w:val="18"/>
                     <w:lang w:val="es-CL" w:eastAsia="es-CL"/>
                   </w:rPr>
                   <w:t>Escriba aquí</w:t>
@@ -330,8 +330,8 @@
               <w:rPr>
                 <w:rFonts w:ascii="Arial" w:hAnsi="Arial" w:cs="Arial"/>
                 <w:color w:val="000000"/>
-                <w:sz w:val="20"/>
-                <w:szCs w:val="20"/>
+                <w:sz w:val="18"/>
+                <w:szCs w:val="18"/>
               </w:rPr>
               <w:alias w:val="age"/>
               <w:tag w:val="age"/>
@@ -349,16 +349,16 @@
                   <w:rPr>
                     <w:rFonts w:ascii="Arial" w:hAnsi="Arial" w:cs="Arial"/>
                     <w:color w:val="000000"/>
-                    <w:sz w:val="20"/>
-                    <w:szCs w:val="20"/>
+                    <w:sz w:val="18"/>
+                    <w:szCs w:val="18"/>
                   </w:rPr>
                 </w:pPr>
                 <w:r>
                   <w:rPr>
                     <w:rFonts w:ascii="Arial" w:hAnsi="Arial" w:cs="Arial"/>
                     <w:color w:val="000000"/>
-                    <w:sz w:val="20"/>
-                    <w:szCs w:val="20"/>
+                    <w:sz w:val="18"/>
+                    <w:szCs w:val="18"/>
                     <w:lang w:val="es-CL" w:eastAsia="es-CL"/>
                   </w:rPr>
                   <w:t>Escriba aquí</w:t>
@@ -382,8 +382,8 @@
             <w:rPr>
               <w:rFonts w:ascii="Arial" w:hAnsi="Arial" w:cs="Arial"/>
               <w:color w:val="000000"/>
-              <w:sz w:val="20"/>
-              <w:szCs w:val="20"/>
+              <w:sz w:val="18"/>
+              <w:szCs w:val="18"/>
             </w:rPr>
             <w:alias w:val="identification_number"/>
             <w:tag w:val="identification_number"/>
@@ -410,16 +410,16 @@
                   <w:rPr>
                     <w:rFonts w:ascii="Arial" w:hAnsi="Arial" w:cs="Arial"/>
                     <w:color w:val="000000"/>
-                    <w:sz w:val="20"/>
-                    <w:szCs w:val="20"/>
+                    <w:sz w:val="18"/>
+                    <w:szCs w:val="18"/>
                   </w:rPr>
                 </w:pPr>
                 <w:r>
                   <w:rPr>
                     <w:rFonts w:ascii="Arial" w:hAnsi="Arial" w:cs="Arial"/>
                     <w:color w:val="000000"/>
-                    <w:sz w:val="20"/>
-                    <w:szCs w:val="20"/>
+                    <w:sz w:val="18"/>
+                    <w:szCs w:val="18"/>
                     <w:lang w:val="es-CL" w:eastAsia="es-CL"/>
                   </w:rPr>
                   <w:t>Escriba aquí</w:t>
@@ -654,8 +654,8 @@
                 <w:rPr>
                   <w:rFonts w:ascii="MS Gothic" w:hAnsi="MS Gothic" w:cs="MS Gothic" w:eastAsia="MS Gothic"/>
                   <w:color w:val="000000"/>
-                  <w:sz w:val="20"/>
-                  <w:szCs w:val="20"/>
+                  <w:sz w:val="18"/>
+                  <w:szCs w:val="18"/>
                 </w:rPr>
                 <w:alias w:val="educational_option__escuela_especial"/>
                 <w:tag w:val="educational_option__escuela_especial"/>
@@ -672,8 +672,8 @@
                   <w:rPr>
                     <w:rFonts w:ascii="MS Gothic" w:hAnsi="MS Gothic" w:cs="MS Gothic" w:eastAsia="MS Gothic"/>
                     <w:color w:val="000000"/>
-                    <w:sz w:val="20"/>
-                    <w:szCs w:val="20"/>
+                    <w:sz w:val="18"/>
+                    <w:szCs w:val="18"/>
                   </w:rPr>
                   <w:t>☐</w:t>
                 </w:r>
@@ -692,8 +692,8 @@
                 <w:rPr>
                   <w:rFonts w:ascii="MS Gothic" w:hAnsi="MS Gothic" w:cs="MS Gothic" w:eastAsia="MS Gothic"/>
                   <w:color w:val="000000"/>
-                  <w:sz w:val="20"/>
-                  <w:szCs w:val="20"/>
+                  <w:sz w:val="18"/>
+                  <w:szCs w:val="18"/>
                 </w:rPr>
                 <w:alias w:val="educational_option__pie"/>
                 <w:tag w:val="educational_option__pie"/>
@@ -710,8 +710,8 @@
                   <w:rPr>
                     <w:rFonts w:ascii="MS Gothic" w:hAnsi="MS Gothic" w:cs="MS Gothic" w:eastAsia="MS Gothic"/>
                     <w:color w:val="000000"/>
-                    <w:sz w:val="20"/>
-                    <w:szCs w:val="20"/>
+                    <w:sz w:val="18"/>
+                    <w:szCs w:val="18"/>
                   </w:rPr>
                   <w:t>☐</w:t>
                 </w:r>
@@ -755,8 +755,8 @@
               <w:rPr>
                 <w:rFonts w:ascii="Arial" w:hAnsi="Arial" w:cs="Arial"/>
                 <w:color w:val="000000"/>
-                <w:sz w:val="20"/>
-                <w:szCs w:val="20"/>
+                <w:sz w:val="18"/>
+                <w:szCs w:val="18"/>
               </w:rPr>
               <w:alias w:val="current_course"/>
               <w:tag w:val="current_course"/>
@@ -774,16 +774,16 @@
                   <w:rPr>
                     <w:rFonts w:ascii="Arial" w:hAnsi="Arial" w:cs="Arial"/>
                     <w:color w:val="000000"/>
-                    <w:sz w:val="20"/>
-                    <w:szCs w:val="20"/>
+                    <w:sz w:val="18"/>
+                    <w:szCs w:val="18"/>
                   </w:rPr>
                 </w:pPr>
                 <w:r>
                   <w:rPr>
                     <w:rFonts w:ascii="Arial" w:hAnsi="Arial" w:cs="Arial"/>
                     <w:color w:val="000000"/>
-                    <w:sz w:val="20"/>
-                    <w:szCs w:val="20"/>
+                    <w:sz w:val="18"/>
+                    <w:szCs w:val="18"/>
                     <w:lang w:val="es-CL" w:eastAsia="es-CL"/>
                   </w:rPr>
                   <w:t>Escriba aquí</w:t>
@@ -902,8 +902,8 @@
                 <w:rPr>
                   <w:rFonts w:ascii="Arial" w:hAnsi="Arial" w:cs="Arial"/>
                   <w:color w:val="000000"/>
-                  <w:sz w:val="20"/>
-                  <w:szCs w:val="20"/>
+                  <w:sz w:val="18"/>
+                  <w:szCs w:val="18"/>
                 </w:rPr>
                 <w:alias w:val="educational_option_other_detail"/>
                 <w:tag w:val="educational_option_other_detail"/>
@@ -919,8 +919,8 @@
                   <w:rPr>
                     <w:rFonts w:ascii="Arial" w:hAnsi="Arial" w:cs="Arial"/>
                     <w:color w:val="000000"/>
-                    <w:sz w:val="20"/>
-                    <w:szCs w:val="20"/>
+                    <w:sz w:val="18"/>
+                    <w:szCs w:val="18"/>
                     <w:lang w:val="es-CL" w:eastAsia="es-CL"/>
                   </w:rPr>
                   <w:t>Escriba aquí</w:t>
@@ -991,8 +991,8 @@
                 <w:rPr>
                   <w:rFonts w:ascii="MS Gothic" w:hAnsi="MS Gothic" w:cs="MS Gothic" w:eastAsia="MS Gothic"/>
                   <w:color w:val="000000"/>
-                  <w:sz w:val="20"/>
-                  <w:szCs w:val="20"/>
+                  <w:sz w:val="18"/>
+                  <w:szCs w:val="18"/>
                 </w:rPr>
                 <w:alias w:val="communication_way__oral"/>
                 <w:tag w:val="communication_way__oral"/>
@@ -1009,8 +1009,8 @@
                   <w:rPr>
                     <w:rFonts w:ascii="MS Gothic" w:hAnsi="MS Gothic" w:cs="MS Gothic" w:eastAsia="MS Gothic"/>
                     <w:color w:val="000000"/>
-                    <w:sz w:val="20"/>
-                    <w:szCs w:val="20"/>
+                    <w:sz w:val="18"/>
+                    <w:szCs w:val="18"/>
                   </w:rPr>
                   <w:t>☐</w:t>
                 </w:r>
@@ -1054,8 +1054,8 @@
                 <w:rPr>
                   <w:rFonts w:ascii="MS Gothic" w:hAnsi="MS Gothic" w:cs="MS Gothic" w:eastAsia="MS Gothic"/>
                   <w:color w:val="000000"/>
-                  <w:sz w:val="20"/>
-                  <w:szCs w:val="20"/>
+                  <w:sz w:val="18"/>
+                  <w:szCs w:val="18"/>
                 </w:rPr>
                 <w:alias w:val="communication_way__lengua_senas"/>
                 <w:tag w:val="communication_way__lengua_senas"/>
@@ -1072,8 +1072,8 @@
                   <w:rPr>
                     <w:rFonts w:ascii="MS Gothic" w:hAnsi="MS Gothic" w:cs="MS Gothic" w:eastAsia="MS Gothic"/>
                     <w:color w:val="000000"/>
-                    <w:sz w:val="20"/>
-                    <w:szCs w:val="20"/>
+                    <w:sz w:val="18"/>
+                    <w:szCs w:val="18"/>
                   </w:rPr>
                   <w:t>☐</w:t>
                 </w:r>
@@ -1119,8 +1119,8 @@
                 <w:rPr>
                   <w:rFonts w:ascii="MS Gothic" w:hAnsi="MS Gothic" w:cs="MS Gothic" w:eastAsia="MS Gothic"/>
                   <w:color w:val="000000"/>
-                  <w:sz w:val="20"/>
-                  <w:szCs w:val="20"/>
+                  <w:sz w:val="18"/>
+                  <w:szCs w:val="18"/>
                   <w:lang w:val="es-ES_tradnl"/>
                 </w:rPr>
                 <w:alias w:val="communication_way__otra"/>
@@ -1138,8 +1138,8 @@
                   <w:rPr>
                     <w:rFonts w:ascii="MS Gothic" w:hAnsi="MS Gothic" w:cs="MS Gothic" w:eastAsia="MS Gothic"/>
                     <w:color w:val="000000"/>
-                    <w:sz w:val="20"/>
-                    <w:szCs w:val="20"/>
+                    <w:sz w:val="18"/>
+                    <w:szCs w:val="18"/>
                     <w:lang w:val="es-ES_tradnl"/>
                   </w:rPr>
                   <w:t>☐</w:t>
@@ -1168,8 +1168,8 @@
                 <w:rPr>
                   <w:rFonts w:ascii="Arial" w:hAnsi="Arial" w:cs="Arial"/>
                   <w:color w:val="000000"/>
-                  <w:sz w:val="20"/>
-                  <w:szCs w:val="20"/>
+                  <w:sz w:val="18"/>
+                  <w:szCs w:val="18"/>
                   <w:lang w:val="es-ES_tradnl"/>
                 </w:rPr>
                 <w:alias w:val="communication_way_other_detail"/>
@@ -1186,8 +1186,8 @@
                   <w:rPr>
                     <w:rFonts w:ascii="Arial" w:hAnsi="Arial" w:cs="Arial"/>
                     <w:color w:val="000000"/>
-                    <w:sz w:val="20"/>
-                    <w:szCs w:val="20"/>
+                    <w:sz w:val="18"/>
+                    <w:szCs w:val="18"/>
                     <w:lang w:val="es-CL" w:eastAsia="es-CL"/>
                   </w:rPr>
                   <w:t>Escriba aquí</w:t>
@@ -1274,8 +1274,8 @@
               <w:rPr>
                 <w:rFonts w:ascii="Arial" w:hAnsi="Arial" w:cs="Arial"/>
                 <w:color w:val="000000"/>
-                <w:sz w:val="20"/>
-                <w:szCs w:val="20"/>
+                <w:sz w:val="18"/>
+                <w:szCs w:val="18"/>
               </w:rPr>
               <w:alias w:val="establishment_name"/>
               <w:tag w:val="establishment_name"/>
@@ -1293,16 +1293,16 @@
                   <w:rPr>
                     <w:rFonts w:ascii="Arial" w:hAnsi="Arial" w:cs="Arial"/>
                     <w:color w:val="000000"/>
-                    <w:sz w:val="20"/>
-                    <w:szCs w:val="20"/>
+                    <w:sz w:val="18"/>
+                    <w:szCs w:val="18"/>
                   </w:rPr>
                 </w:pPr>
                 <w:r>
                   <w:rPr>
                     <w:rFonts w:ascii="Arial" w:hAnsi="Arial" w:cs="Arial"/>
                     <w:color w:val="000000"/>
-                    <w:sz w:val="20"/>
-                    <w:szCs w:val="20"/>
+                    <w:sz w:val="18"/>
+                    <w:szCs w:val="18"/>
                     <w:lang w:val="es-CL" w:eastAsia="es-CL"/>
                   </w:rPr>
                   <w:t>Escriba aquí</w:t>
@@ -1325,8 +1325,8 @@
             <w:rPr>
               <w:rFonts w:ascii="Arial" w:hAnsi="Arial" w:cs="Arial"/>
               <w:color w:val="000000"/>
-              <w:sz w:val="20"/>
-              <w:szCs w:val="20"/>
+              <w:sz w:val="18"/>
+              <w:szCs w:val="18"/>
             </w:rPr>
             <w:alias w:val="rbd"/>
             <w:tag w:val="rbd"/>
@@ -1356,16 +1356,16 @@
                   <w:rPr>
                     <w:rFonts w:ascii="Arial" w:hAnsi="Arial" w:cs="Arial"/>
                     <w:color w:val="000000"/>
-                    <w:sz w:val="20"/>
-                    <w:szCs w:val="20"/>
+                    <w:sz w:val="18"/>
+                    <w:szCs w:val="18"/>
                   </w:rPr>
                 </w:pPr>
                 <w:r>
                   <w:rPr>
                     <w:rFonts w:ascii="Arial" w:hAnsi="Arial" w:cs="Arial"/>
                     <w:color w:val="000000"/>
-                    <w:sz w:val="20"/>
-                    <w:szCs w:val="20"/>
+                    <w:sz w:val="18"/>
+                    <w:szCs w:val="18"/>
                     <w:lang w:val="es-CL" w:eastAsia="es-CL"/>
                   </w:rPr>
                   <w:t>Escriba aquí</w:t>
@@ -1391,8 +1391,8 @@
               <w:rPr>
                 <w:rFonts w:ascii="Arial" w:hAnsi="Arial" w:cs="Arial"/>
                 <w:color w:val="000000"/>
-                <w:sz w:val="20"/>
-                <w:szCs w:val="20"/>
+                <w:sz w:val="18"/>
+                <w:szCs w:val="18"/>
               </w:rPr>
               <w:alias w:val="director_signature"/>
               <w:tag w:val="director_signature"/>
@@ -1411,16 +1411,16 @@
                   <w:rPr>
                     <w:rFonts w:ascii="Arial" w:hAnsi="Arial" w:cs="Arial"/>
                     <w:color w:val="000000"/>
-                    <w:sz w:val="20"/>
-                    <w:szCs w:val="20"/>
+                    <w:sz w:val="18"/>
+                    <w:szCs w:val="18"/>
                   </w:rPr>
                 </w:pPr>
                 <w:r>
                   <w:rPr>
                     <w:rFonts w:ascii="Arial" w:hAnsi="Arial" w:cs="Arial"/>
                     <w:color w:val="000000"/>
-                    <w:sz w:val="20"/>
-                    <w:szCs w:val="20"/>
+                    <w:sz w:val="18"/>
+                    <w:szCs w:val="18"/>
                     <w:lang w:val="es-CL" w:eastAsia="es-CL"/>
                   </w:rPr>
                   <w:t>Escriba aquí</w:t>
@@ -1681,8 +1681,8 @@
               <w:rPr>
                 <w:rFonts w:ascii="Arial" w:hAnsi="Arial" w:cs="Arial"/>
                 <w:color w:val="000000"/>
-                <w:sz w:val="20"/>
-                <w:szCs w:val="20"/>
+                <w:sz w:val="18"/>
+                <w:szCs w:val="18"/>
               </w:rPr>
               <w:alias w:val="professional_id"/>
               <w:tag w:val="professional_id"/>
@@ -1699,16 +1699,16 @@
                   <w:rPr>
                     <w:rFonts w:ascii="Arial" w:hAnsi="Arial" w:cs="Arial"/>
                     <w:color w:val="000000"/>
-                    <w:sz w:val="20"/>
-                    <w:szCs w:val="20"/>
+                    <w:sz w:val="18"/>
+                    <w:szCs w:val="18"/>
                   </w:rPr>
                 </w:pPr>
                 <w:r>
                   <w:rPr>
                     <w:rFonts w:ascii="Arial" w:hAnsi="Arial" w:cs="Arial"/>
                     <w:color w:val="000000"/>
-                    <w:sz w:val="20"/>
-                    <w:szCs w:val="20"/>
+                    <w:sz w:val="18"/>
+                    <w:szCs w:val="18"/>
                     <w:lang w:val="es-CL" w:eastAsia="es-CL"/>
                   </w:rPr>
                   <w:t>Escriba aquí</w:t>
@@ -1766,8 +1766,8 @@
               <w:rPr>
                 <w:rFonts w:ascii="Arial" w:hAnsi="Arial" w:cs="Arial"/>
                 <w:color w:val="000000"/>
-                <w:sz w:val="20"/>
-                <w:szCs w:val="20"/>
+                <w:sz w:val="18"/>
+                <w:szCs w:val="18"/>
               </w:rPr>
               <w:alias w:val="professional_identification_number"/>
               <w:tag w:val="professional_identification_number"/>
@@ -1784,16 +1784,16 @@
                   <w:rPr>
                     <w:rFonts w:ascii="Arial" w:hAnsi="Arial" w:cs="Arial"/>
                     <w:color w:val="000000"/>
-                    <w:sz w:val="20"/>
-                    <w:szCs w:val="20"/>
+                    <w:sz w:val="18"/>
+                    <w:szCs w:val="18"/>
                   </w:rPr>
                 </w:pPr>
                 <w:r>
                   <w:rPr>
                     <w:rFonts w:ascii="Arial" w:hAnsi="Arial" w:cs="Arial"/>
                     <w:color w:val="000000"/>
-                    <w:sz w:val="20"/>
-                    <w:szCs w:val="20"/>
+                    <w:sz w:val="18"/>
+                    <w:szCs w:val="18"/>
                     <w:lang w:val="es-CL" w:eastAsia="es-CL"/>
                   </w:rPr>
                   <w:t>Escriba aquí</w:t>
@@ -1921,8 +1921,8 @@
               <w:rPr>
                 <w:rFonts w:ascii="Arial" w:hAnsi="Arial" w:cs="Arial"/>
                 <w:color w:val="000000"/>
-                <w:sz w:val="20"/>
-                <w:szCs w:val="20"/>
+                <w:sz w:val="18"/>
+                <w:szCs w:val="18"/>
               </w:rPr>
               <w:alias w:val="profession_specialty_id"/>
               <w:tag w:val="profession_specialty_id"/>
@@ -1939,16 +1939,16 @@
                   <w:rPr>
                     <w:rFonts w:ascii="Arial" w:hAnsi="Arial" w:cs="Arial"/>
                     <w:color w:val="000000"/>
-                    <w:sz w:val="20"/>
-                    <w:szCs w:val="20"/>
+                    <w:sz w:val="18"/>
+                    <w:szCs w:val="18"/>
                   </w:rPr>
                 </w:pPr>
                 <w:r>
                   <w:rPr>
                     <w:rFonts w:ascii="Arial" w:hAnsi="Arial" w:cs="Arial"/>
                     <w:color w:val="000000"/>
-                    <w:sz w:val="20"/>
-                    <w:szCs w:val="20"/>
+                    <w:sz w:val="18"/>
+                    <w:szCs w:val="18"/>
                     <w:lang w:val="es-CL" w:eastAsia="es-CL"/>
                   </w:rPr>
                   <w:t>Escriba aquí</w:t>
@@ -1982,8 +1982,8 @@
               <w:rPr>
                 <w:rFonts w:ascii="Arial" w:hAnsi="Arial" w:cs="Arial"/>
                 <w:color w:val="000000"/>
-                <w:sz w:val="20"/>
-                <w:szCs w:val="20"/>
+                <w:sz w:val="18"/>
+                <w:szCs w:val="18"/>
               </w:rPr>
               <w:alias w:val="position_id"/>
               <w:tag w:val="position_id"/>
@@ -2000,16 +2000,16 @@
                   <w:rPr>
                     <w:rFonts w:ascii="Arial" w:hAnsi="Arial" w:cs="Arial"/>
                     <w:color w:val="000000"/>
-                    <w:sz w:val="20"/>
-                    <w:szCs w:val="20"/>
+                    <w:sz w:val="18"/>
+                    <w:szCs w:val="18"/>
                   </w:rPr>
                 </w:pPr>
                 <w:r>
                   <w:rPr>
                     <w:rFonts w:ascii="Arial" w:hAnsi="Arial" w:cs="Arial"/>
                     <w:color w:val="000000"/>
-                    <w:sz w:val="20"/>
-                    <w:szCs w:val="20"/>
+                    <w:sz w:val="18"/>
+                    <w:szCs w:val="18"/>
                     <w:lang w:val="es-CL" w:eastAsia="es-CL"/>
                   </w:rPr>
                   <w:t>Escriba aquí</w:t>
@@ -2043,8 +2043,8 @@
               <w:rPr>
                 <w:rFonts w:ascii="Arial" w:hAnsi="Arial" w:cs="Arial"/>
                 <w:color w:val="000000"/>
-                <w:sz w:val="20"/>
-                <w:szCs w:val="20"/>
+                <w:sz w:val="18"/>
+                <w:szCs w:val="18"/>
               </w:rPr>
               <w:alias w:val="contact_phone"/>
               <w:tag w:val="contact_phone"/>
@@ -2061,16 +2061,16 @@
                   <w:rPr>
                     <w:rFonts w:ascii="Arial" w:hAnsi="Arial" w:cs="Arial"/>
                     <w:color w:val="000000"/>
-                    <w:sz w:val="20"/>
-                    <w:szCs w:val="20"/>
+                    <w:sz w:val="18"/>
+                    <w:szCs w:val="18"/>
                   </w:rPr>
                 </w:pPr>
                 <w:r>
                   <w:rPr>
                     <w:rFonts w:ascii="Arial" w:hAnsi="Arial" w:cs="Arial"/>
                     <w:color w:val="000000"/>
-                    <w:sz w:val="20"/>
-                    <w:szCs w:val="20"/>
+                    <w:sz w:val="18"/>
+                    <w:szCs w:val="18"/>
                     <w:lang w:val="es-CL" w:eastAsia="es-CL"/>
                   </w:rPr>
                   <w:t>Escriba aquí</w:t>
@@ -2218,8 +2218,8 @@
               <w:rPr>
                 <w:rFonts w:ascii="Arial" w:hAnsi="Arial" w:cs="Arial"/>
                 <w:color w:val="000000"/>
-                <w:sz w:val="20"/>
-                <w:szCs w:val="20"/>
+                <w:sz w:val="18"/>
+                <w:szCs w:val="18"/>
               </w:rPr>
               <w:alias w:val="contact_email"/>
               <w:tag w:val="contact_email"/>
@@ -2236,16 +2236,16 @@
                   <w:rPr>
                     <w:rFonts w:ascii="Arial" w:hAnsi="Arial" w:cs="Arial"/>
                     <w:color w:val="000000"/>
-                    <w:sz w:val="20"/>
-                    <w:szCs w:val="20"/>
+                    <w:sz w:val="18"/>
+                    <w:szCs w:val="18"/>
                   </w:rPr>
                 </w:pPr>
                 <w:r>
                   <w:rPr>
                     <w:rFonts w:ascii="Arial" w:hAnsi="Arial" w:cs="Arial"/>
                     <w:color w:val="000000"/>
-                    <w:sz w:val="20"/>
-                    <w:szCs w:val="20"/>
+                    <w:sz w:val="18"/>
+                    <w:szCs w:val="18"/>
                     <w:lang w:val="es-CL" w:eastAsia="es-CL"/>
                   </w:rPr>
                   <w:t>Escriba aquí</w:t>
@@ -2297,8 +2297,8 @@
             <w:rPr>
               <w:rFonts w:ascii="Arial" w:hAnsi="Arial" w:cs="Arial"/>
               <w:color w:val="000000"/>
-              <w:sz w:val="20"/>
-              <w:szCs w:val="20"/>
+              <w:sz w:val="18"/>
+              <w:szCs w:val="18"/>
             </w:rPr>
             <w:alias w:val="registration_date"/>
             <w:tag w:val="registration_date"/>
@@ -2326,16 +2326,16 @@
                   <w:rPr>
                     <w:rFonts w:ascii="Arial" w:hAnsi="Arial" w:cs="Arial"/>
                     <w:color w:val="000000"/>
-                    <w:sz w:val="20"/>
-                    <w:szCs w:val="20"/>
+                    <w:sz w:val="18"/>
+                    <w:szCs w:val="18"/>
                   </w:rPr>
                 </w:pPr>
                 <w:r>
                   <w:rPr>
                     <w:rFonts w:ascii="Arial" w:hAnsi="Arial" w:cs="Arial"/>
                     <w:color w:val="000000"/>
-                    <w:sz w:val="20"/>
-                    <w:szCs w:val="20"/>
+                    <w:sz w:val="18"/>
+                    <w:szCs w:val="18"/>
                     <w:lang w:val="es-CL" w:eastAsia="es-CL"/>
                   </w:rPr>
                   <w:t>Escriba aquí</w:t>
@@ -2651,8 +2651,8 @@
               <w:rPr>
                 <w:rFonts w:ascii="Arial" w:hAnsi="Arial" w:cs="Arial"/>
                 <w:color w:val="000000"/>
-                <w:sz w:val="20"/>
-                <w:szCs w:val="20"/>
+                <w:sz w:val="18"/>
+                <w:szCs w:val="18"/>
               </w:rPr>
               <w:alias w:val="participating_professionals[0].professional_id"/>
               <w:tag w:val="participating_professionals[0].professional_id"/>
@@ -2669,16 +2669,16 @@
                   <w:rPr>
                     <w:rFonts w:ascii="Arial" w:hAnsi="Arial" w:cs="Arial"/>
                     <w:color w:val="000000"/>
-                    <w:sz w:val="20"/>
-                    <w:szCs w:val="20"/>
+                    <w:sz w:val="18"/>
+                    <w:szCs w:val="18"/>
                   </w:rPr>
                 </w:pPr>
                 <w:r>
                   <w:rPr>
                     <w:rFonts w:ascii="Arial" w:hAnsi="Arial" w:cs="Arial"/>
                     <w:color w:val="000000"/>
-                    <w:sz w:val="20"/>
-                    <w:szCs w:val="20"/>
+                    <w:sz w:val="18"/>
+                    <w:szCs w:val="18"/>
                     <w:lang w:val="es-CL" w:eastAsia="es-CL"/>
                   </w:rPr>
                   <w:t>Escriba aquí</w:t>
@@ -2832,8 +2832,8 @@
             <w:rPr>
               <w:rFonts w:ascii="Arial" w:hAnsi="Arial" w:cs="Arial"/>
               <w:color w:val="000000"/>
-              <w:sz w:val="20"/>
-              <w:szCs w:val="20"/>
+              <w:sz w:val="18"/>
+              <w:szCs w:val="18"/>
             </w:rPr>
             <w:alias w:val="participating_professionals[0].profession_id"/>
             <w:tag w:val="participating_professionals[0].profession_id"/>
@@ -2855,16 +2855,16 @@
                   <w:rPr>
                     <w:rFonts w:ascii="Arial" w:hAnsi="Arial" w:cs="Arial"/>
                     <w:color w:val="000000"/>
-                    <w:sz w:val="20"/>
-                    <w:szCs w:val="20"/>
+                    <w:sz w:val="18"/>
+                    <w:szCs w:val="18"/>
                   </w:rPr>
                 </w:pPr>
                 <w:r>
                   <w:rPr>
                     <w:rFonts w:ascii="Arial" w:hAnsi="Arial" w:cs="Arial"/>
                     <w:color w:val="000000"/>
-                    <w:sz w:val="20"/>
-                    <w:szCs w:val="20"/>
+                    <w:sz w:val="18"/>
+                    <w:szCs w:val="18"/>
                     <w:lang w:val="es-CL" w:eastAsia="es-CL"/>
                   </w:rPr>
                   <w:t>Escriba aquí</w:t>
@@ -2878,8 +2878,8 @@
             <w:rPr>
               <w:rFonts w:ascii="Arial" w:hAnsi="Arial" w:cs="Arial"/>
               <w:color w:val="000000"/>
-              <w:sz w:val="20"/>
-              <w:szCs w:val="20"/>
+              <w:sz w:val="18"/>
+              <w:szCs w:val="18"/>
             </w:rPr>
             <w:alias w:val="participating_professionals[0].phone_email"/>
             <w:tag w:val="participating_professionals[0].phone_email"/>
@@ -2901,16 +2901,16 @@
                   <w:rPr>
                     <w:rFonts w:ascii="Arial" w:hAnsi="Arial" w:cs="Arial"/>
                     <w:color w:val="000000"/>
-                    <w:sz w:val="20"/>
-                    <w:szCs w:val="20"/>
+                    <w:sz w:val="18"/>
+                    <w:szCs w:val="18"/>
                   </w:rPr>
                 </w:pPr>
                 <w:r>
                   <w:rPr>
                     <w:rFonts w:ascii="Arial" w:hAnsi="Arial" w:cs="Arial"/>
                     <w:color w:val="000000"/>
-                    <w:sz w:val="20"/>
-                    <w:szCs w:val="20"/>
+                    <w:sz w:val="18"/>
+                    <w:szCs w:val="18"/>
                     <w:lang w:val="es-CL" w:eastAsia="es-CL"/>
                   </w:rPr>
                   <w:t>Escriba aquí</w:t>
@@ -2924,8 +2924,8 @@
             <w:rPr>
               <w:rFonts w:ascii="Arial" w:hAnsi="Arial" w:cs="Arial"/>
               <w:color w:val="000000"/>
-              <w:sz w:val="20"/>
-              <w:szCs w:val="20"/>
+              <w:sz w:val="18"/>
+              <w:szCs w:val="18"/>
             </w:rPr>
             <w:alias w:val="participating_professionals[0].professional_registration"/>
             <w:tag w:val="participating_professionals[0].professional_registration"/>
@@ -2947,16 +2947,16 @@
                   <w:rPr>
                     <w:rFonts w:ascii="Arial" w:hAnsi="Arial" w:cs="Arial"/>
                     <w:color w:val="000000"/>
-                    <w:sz w:val="20"/>
-                    <w:szCs w:val="20"/>
+                    <w:sz w:val="18"/>
+                    <w:szCs w:val="18"/>
                   </w:rPr>
                 </w:pPr>
                 <w:r>
                   <w:rPr>
                     <w:rFonts w:ascii="Arial" w:hAnsi="Arial" w:cs="Arial"/>
                     <w:color w:val="000000"/>
-                    <w:sz w:val="20"/>
-                    <w:szCs w:val="20"/>
+                    <w:sz w:val="18"/>
+                    <w:szCs w:val="18"/>
                     <w:lang w:val="es-CL" w:eastAsia="es-CL"/>
                   </w:rPr>
                   <w:t>Escriba aquí</w:t>
@@ -2976,8 +2976,8 @@
             <w:rPr>
               <w:rFonts w:ascii="Arial" w:hAnsi="Arial" w:cs="Arial"/>
               <w:color w:val="000000"/>
-              <w:sz w:val="20"/>
-              <w:szCs w:val="20"/>
+              <w:sz w:val="18"/>
+              <w:szCs w:val="18"/>
             </w:rPr>
             <w:alias w:val="participating_professionals[1].professional_id"/>
             <w:tag w:val="participating_professionals[1].professional_id"/>
@@ -2999,16 +2999,16 @@
                   <w:rPr>
                     <w:rFonts w:ascii="Arial" w:hAnsi="Arial" w:cs="Arial"/>
                     <w:color w:val="000000"/>
-                    <w:sz w:val="20"/>
-                    <w:szCs w:val="20"/>
+                    <w:sz w:val="18"/>
+                    <w:szCs w:val="18"/>
                   </w:rPr>
                 </w:pPr>
                 <w:r>
                   <w:rPr>
                     <w:rFonts w:ascii="Arial" w:hAnsi="Arial" w:cs="Arial"/>
                     <w:color w:val="000000"/>
-                    <w:sz w:val="20"/>
-                    <w:szCs w:val="20"/>
+                    <w:sz w:val="18"/>
+                    <w:szCs w:val="18"/>
                     <w:lang w:val="es-CL" w:eastAsia="es-CL"/>
                   </w:rPr>
                   <w:t>Escriba aquí</w:t>
@@ -3022,8 +3022,8 @@
             <w:rPr>
               <w:rFonts w:ascii="Arial" w:hAnsi="Arial" w:cs="Arial"/>
               <w:color w:val="000000"/>
-              <w:sz w:val="20"/>
-              <w:szCs w:val="20"/>
+              <w:sz w:val="18"/>
+              <w:szCs w:val="18"/>
             </w:rPr>
             <w:alias w:val="participating_professionals[1].profession_id"/>
             <w:tag w:val="participating_professionals[1].profession_id"/>
@@ -3045,16 +3045,16 @@
                   <w:rPr>
                     <w:rFonts w:ascii="Arial" w:hAnsi="Arial" w:cs="Arial"/>
                     <w:color w:val="000000"/>
-                    <w:sz w:val="20"/>
-                    <w:szCs w:val="20"/>
+                    <w:sz w:val="18"/>
+                    <w:szCs w:val="18"/>
                   </w:rPr>
                 </w:pPr>
                 <w:r>
                   <w:rPr>
                     <w:rFonts w:ascii="Arial" w:hAnsi="Arial" w:cs="Arial"/>
                     <w:color w:val="000000"/>
-                    <w:sz w:val="20"/>
-                    <w:szCs w:val="20"/>
+                    <w:sz w:val="18"/>
+                    <w:szCs w:val="18"/>
                     <w:lang w:val="es-CL" w:eastAsia="es-CL"/>
                   </w:rPr>
                   <w:t>Escriba aquí</w:t>
@@ -3068,8 +3068,8 @@
             <w:rPr>
               <w:rFonts w:ascii="Arial" w:hAnsi="Arial" w:cs="Arial"/>
               <w:color w:val="000000"/>
-              <w:sz w:val="20"/>
-              <w:szCs w:val="20"/>
+              <w:sz w:val="18"/>
+              <w:szCs w:val="18"/>
             </w:rPr>
             <w:alias w:val="participating_professionals[1].phone_email"/>
             <w:tag w:val="participating_professionals[1].phone_email"/>
@@ -3091,16 +3091,16 @@
                   <w:rPr>
                     <w:rFonts w:ascii="Arial" w:hAnsi="Arial" w:cs="Arial"/>
                     <w:color w:val="000000"/>
-                    <w:sz w:val="20"/>
-                    <w:szCs w:val="20"/>
+                    <w:sz w:val="18"/>
+                    <w:szCs w:val="18"/>
                   </w:rPr>
                 </w:pPr>
                 <w:r>
                   <w:rPr>
                     <w:rFonts w:ascii="Arial" w:hAnsi="Arial" w:cs="Arial"/>
                     <w:color w:val="000000"/>
-                    <w:sz w:val="20"/>
-                    <w:szCs w:val="20"/>
+                    <w:sz w:val="18"/>
+                    <w:szCs w:val="18"/>
                     <w:lang w:val="es-CL" w:eastAsia="es-CL"/>
                   </w:rPr>
                   <w:t>Escriba aquí</w:t>
@@ -3114,8 +3114,8 @@
             <w:rPr>
               <w:rFonts w:ascii="Arial" w:hAnsi="Arial" w:cs="Arial"/>
               <w:color w:val="000000"/>
-              <w:sz w:val="20"/>
-              <w:szCs w:val="20"/>
+              <w:sz w:val="18"/>
+              <w:szCs w:val="18"/>
             </w:rPr>
             <w:alias w:val="participating_professionals[1].professional_registration"/>
             <w:tag w:val="participating_professionals[1].professional_registration"/>
@@ -3137,16 +3137,16 @@
                   <w:rPr>
                     <w:rFonts w:ascii="Arial" w:hAnsi="Arial" w:cs="Arial"/>
                     <w:color w:val="000000"/>
-                    <w:sz w:val="20"/>
-                    <w:szCs w:val="20"/>
+                    <w:sz w:val="18"/>
+                    <w:szCs w:val="18"/>
                   </w:rPr>
                 </w:pPr>
                 <w:r>
                   <w:rPr>
                     <w:rFonts w:ascii="Arial" w:hAnsi="Arial" w:cs="Arial"/>
                     <w:color w:val="000000"/>
-                    <w:sz w:val="20"/>
-                    <w:szCs w:val="20"/>
+                    <w:sz w:val="18"/>
+                    <w:szCs w:val="18"/>
                     <w:lang w:val="es-CL" w:eastAsia="es-CL"/>
                   </w:rPr>
                   <w:t>Escriba aquí</w:t>
@@ -3166,8 +3166,8 @@
             <w:rPr>
               <w:rFonts w:ascii="Arial" w:hAnsi="Arial" w:cs="Arial"/>
               <w:color w:val="000000"/>
-              <w:sz w:val="20"/>
-              <w:szCs w:val="20"/>
+              <w:sz w:val="18"/>
+              <w:szCs w:val="18"/>
             </w:rPr>
             <w:alias w:val="participating_professionals[2].professional_id"/>
             <w:tag w:val="participating_professionals[2].professional_id"/>
@@ -3189,16 +3189,16 @@
                   <w:rPr>
                     <w:rFonts w:ascii="Arial" w:hAnsi="Arial" w:cs="Arial"/>
                     <w:color w:val="000000"/>
-                    <w:sz w:val="20"/>
-                    <w:szCs w:val="20"/>
+                    <w:sz w:val="18"/>
+                    <w:szCs w:val="18"/>
                   </w:rPr>
                 </w:pPr>
                 <w:r>
                   <w:rPr>
                     <w:rFonts w:ascii="Arial" w:hAnsi="Arial" w:cs="Arial"/>
                     <w:color w:val="000000"/>
-                    <w:sz w:val="20"/>
-                    <w:szCs w:val="20"/>
+                    <w:sz w:val="18"/>
+                    <w:szCs w:val="18"/>
                     <w:lang w:val="es-CL" w:eastAsia="es-CL"/>
                   </w:rPr>
                   <w:t>Escriba aquí</w:t>
@@ -3212,8 +3212,8 @@
             <w:rPr>
               <w:rFonts w:ascii="Arial" w:hAnsi="Arial" w:cs="Arial"/>
               <w:color w:val="000000"/>
-              <w:sz w:val="20"/>
-              <w:szCs w:val="20"/>
+              <w:sz w:val="18"/>
+              <w:szCs w:val="18"/>
             </w:rPr>
             <w:alias w:val="participating_professionals[2].profession_id"/>
             <w:tag w:val="participating_professionals[2].profession_id"/>
@@ -3235,16 +3235,16 @@
                   <w:rPr>
                     <w:rFonts w:ascii="Arial" w:hAnsi="Arial" w:cs="Arial"/>
                     <w:color w:val="000000"/>
-                    <w:sz w:val="20"/>
-                    <w:szCs w:val="20"/>
+                    <w:sz w:val="18"/>
+                    <w:szCs w:val="18"/>
                   </w:rPr>
                 </w:pPr>
                 <w:r>
                   <w:rPr>
                     <w:rFonts w:ascii="Arial" w:hAnsi="Arial" w:cs="Arial"/>
                     <w:color w:val="000000"/>
-                    <w:sz w:val="20"/>
-                    <w:szCs w:val="20"/>
+                    <w:sz w:val="18"/>
+                    <w:szCs w:val="18"/>
                     <w:lang w:val="es-CL" w:eastAsia="es-CL"/>
                   </w:rPr>
                   <w:t>Escriba aquí</w:t>
@@ -3258,8 +3258,8 @@
             <w:rPr>
               <w:rFonts w:ascii="Arial" w:hAnsi="Arial" w:cs="Arial"/>
               <w:color w:val="000000"/>
-              <w:sz w:val="20"/>
-              <w:szCs w:val="20"/>
+              <w:sz w:val="18"/>
+              <w:szCs w:val="18"/>
             </w:rPr>
             <w:alias w:val="participating_professionals[2].phone_email"/>
             <w:tag w:val="participating_professionals[2].phone_email"/>
@@ -3281,16 +3281,16 @@
                   <w:rPr>
                     <w:rFonts w:ascii="Arial" w:hAnsi="Arial" w:cs="Arial"/>
                     <w:color w:val="000000"/>
-                    <w:sz w:val="20"/>
-                    <w:szCs w:val="20"/>
+                    <w:sz w:val="18"/>
+                    <w:szCs w:val="18"/>
                   </w:rPr>
                 </w:pPr>
                 <w:r>
                   <w:rPr>
                     <w:rFonts w:ascii="Arial" w:hAnsi="Arial" w:cs="Arial"/>
                     <w:color w:val="000000"/>
-                    <w:sz w:val="20"/>
-                    <w:szCs w:val="20"/>
+                    <w:sz w:val="18"/>
+                    <w:szCs w:val="18"/>
                     <w:lang w:val="es-CL" w:eastAsia="es-CL"/>
                   </w:rPr>
                   <w:t>Escriba aquí</w:t>
@@ -3304,8 +3304,8 @@
             <w:rPr>
               <w:rFonts w:ascii="Arial" w:hAnsi="Arial" w:cs="Arial"/>
               <w:color w:val="000000"/>
-              <w:sz w:val="20"/>
-              <w:szCs w:val="20"/>
+              <w:sz w:val="18"/>
+              <w:szCs w:val="18"/>
             </w:rPr>
             <w:alias w:val="participating_professionals[2].professional_registration"/>
             <w:tag w:val="participating_professionals[2].professional_registration"/>
@@ -3327,16 +3327,16 @@
                   <w:rPr>
                     <w:rFonts w:ascii="Arial" w:hAnsi="Arial" w:cs="Arial"/>
                     <w:color w:val="000000"/>
-                    <w:sz w:val="20"/>
-                    <w:szCs w:val="20"/>
+                    <w:sz w:val="18"/>
+                    <w:szCs w:val="18"/>
                   </w:rPr>
                 </w:pPr>
                 <w:r>
                   <w:rPr>
                     <w:rFonts w:ascii="Arial" w:hAnsi="Arial" w:cs="Arial"/>
                     <w:color w:val="000000"/>
-                    <w:sz w:val="20"/>
-                    <w:szCs w:val="20"/>
+                    <w:sz w:val="18"/>
+                    <w:szCs w:val="18"/>
                     <w:lang w:val="es-CL" w:eastAsia="es-CL"/>
                   </w:rPr>
                   <w:t>Escriba aquí</w:t>
@@ -3356,8 +3356,8 @@
             <w:rPr>
               <w:rFonts w:ascii="Arial" w:hAnsi="Arial" w:cs="Arial"/>
               <w:color w:val="000000"/>
-              <w:sz w:val="20"/>
-              <w:szCs w:val="20"/>
+              <w:sz w:val="18"/>
+              <w:szCs w:val="18"/>
             </w:rPr>
             <w:alias w:val="participating_professionals[3].professional_id"/>
             <w:tag w:val="participating_professionals[3].professional_id"/>
@@ -3379,16 +3379,16 @@
                   <w:rPr>
                     <w:rFonts w:ascii="Arial" w:hAnsi="Arial" w:cs="Arial"/>
                     <w:color w:val="000000"/>
-                    <w:sz w:val="20"/>
-                    <w:szCs w:val="20"/>
+                    <w:sz w:val="18"/>
+                    <w:szCs w:val="18"/>
                   </w:rPr>
                 </w:pPr>
                 <w:r>
                   <w:rPr>
                     <w:rFonts w:ascii="Arial" w:hAnsi="Arial" w:cs="Arial"/>
                     <w:color w:val="000000"/>
-                    <w:sz w:val="20"/>
-                    <w:szCs w:val="20"/>
+                    <w:sz w:val="18"/>
+                    <w:szCs w:val="18"/>
                     <w:lang w:val="es-CL" w:eastAsia="es-CL"/>
                   </w:rPr>
                   <w:t>Escriba aquí</w:t>
@@ -3402,8 +3402,8 @@
             <w:rPr>
               <w:rFonts w:ascii="Arial" w:hAnsi="Arial" w:cs="Arial"/>
               <w:color w:val="000000"/>
-              <w:sz w:val="20"/>
-              <w:szCs w:val="20"/>
+              <w:sz w:val="18"/>
+              <w:szCs w:val="18"/>
             </w:rPr>
             <w:alias w:val="participating_professionals[3].profession_id"/>
             <w:tag w:val="participating_professionals[3].profession_id"/>
@@ -3425,16 +3425,16 @@
                   <w:rPr>
                     <w:rFonts w:ascii="Arial" w:hAnsi="Arial" w:cs="Arial"/>
                     <w:color w:val="000000"/>
-                    <w:sz w:val="20"/>
-                    <w:szCs w:val="20"/>
+                    <w:sz w:val="18"/>
+                    <w:szCs w:val="18"/>
                   </w:rPr>
                 </w:pPr>
                 <w:r>
                   <w:rPr>
                     <w:rFonts w:ascii="Arial" w:hAnsi="Arial" w:cs="Arial"/>
                     <w:color w:val="000000"/>
-                    <w:sz w:val="20"/>
-                    <w:szCs w:val="20"/>
+                    <w:sz w:val="18"/>
+                    <w:szCs w:val="18"/>
                     <w:lang w:val="es-CL" w:eastAsia="es-CL"/>
                   </w:rPr>
                   <w:t>Escriba aquí</w:t>
@@ -3448,8 +3448,8 @@
             <w:rPr>
               <w:rFonts w:ascii="Arial" w:hAnsi="Arial" w:cs="Arial"/>
               <w:color w:val="000000"/>
-              <w:sz w:val="20"/>
-              <w:szCs w:val="20"/>
+              <w:sz w:val="18"/>
+              <w:szCs w:val="18"/>
             </w:rPr>
             <w:alias w:val="participating_professionals[3].phone_email"/>
             <w:tag w:val="participating_professionals[3].phone_email"/>
@@ -3471,16 +3471,16 @@
                   <w:rPr>
                     <w:rFonts w:ascii="Arial" w:hAnsi="Arial" w:cs="Arial"/>
                     <w:color w:val="000000"/>
-                    <w:sz w:val="20"/>
-                    <w:szCs w:val="20"/>
+                    <w:sz w:val="18"/>
+                    <w:szCs w:val="18"/>
                   </w:rPr>
                 </w:pPr>
                 <w:r>
                   <w:rPr>
                     <w:rFonts w:ascii="Arial" w:hAnsi="Arial" w:cs="Arial"/>
                     <w:color w:val="000000"/>
-                    <w:sz w:val="20"/>
-                    <w:szCs w:val="20"/>
+                    <w:sz w:val="18"/>
+                    <w:szCs w:val="18"/>
                     <w:lang w:val="es-CL" w:eastAsia="es-CL"/>
                   </w:rPr>
                   <w:t>Escriba aquí</w:t>
@@ -3494,8 +3494,8 @@
             <w:rPr>
               <w:rFonts w:ascii="Arial" w:hAnsi="Arial" w:cs="Arial"/>
               <w:color w:val="000000"/>
-              <w:sz w:val="20"/>
-              <w:szCs w:val="20"/>
+              <w:sz w:val="18"/>
+              <w:szCs w:val="18"/>
             </w:rPr>
             <w:alias w:val="participating_professionals[3].professional_registration"/>
             <w:tag w:val="participating_professionals[3].professional_registration"/>
@@ -3517,16 +3517,16 @@
                   <w:rPr>
                     <w:rFonts w:ascii="Arial" w:hAnsi="Arial" w:cs="Arial"/>
                     <w:color w:val="000000"/>
-                    <w:sz w:val="20"/>
-                    <w:szCs w:val="20"/>
+                    <w:sz w:val="18"/>
+                    <w:szCs w:val="18"/>
                   </w:rPr>
                 </w:pPr>
                 <w:r>
                   <w:rPr>
                     <w:rFonts w:ascii="Arial" w:hAnsi="Arial" w:cs="Arial"/>
                     <w:color w:val="000000"/>
-                    <w:sz w:val="20"/>
-                    <w:szCs w:val="20"/>
+                    <w:sz w:val="18"/>
+                    <w:szCs w:val="18"/>
                     <w:lang w:val="es-CL" w:eastAsia="es-CL"/>
                   </w:rPr>
                   <w:t>Escriba aquí</w:t>
@@ -3546,8 +3546,8 @@
             <w:rPr>
               <w:rFonts w:ascii="Arial" w:hAnsi="Arial" w:cs="Arial"/>
               <w:color w:val="000000"/>
-              <w:sz w:val="20"/>
-              <w:szCs w:val="20"/>
+              <w:sz w:val="18"/>
+              <w:szCs w:val="18"/>
             </w:rPr>
             <w:alias w:val="participating_professionals[4].professional_id"/>
             <w:tag w:val="participating_professionals[4].professional_id"/>
@@ -3569,16 +3569,16 @@
                   <w:rPr>
                     <w:rFonts w:ascii="Arial" w:hAnsi="Arial" w:cs="Arial"/>
                     <w:color w:val="000000"/>
-                    <w:sz w:val="20"/>
-                    <w:szCs w:val="20"/>
+                    <w:sz w:val="18"/>
+                    <w:szCs w:val="18"/>
                   </w:rPr>
                 </w:pPr>
                 <w:r>
                   <w:rPr>
                     <w:rFonts w:ascii="Arial" w:hAnsi="Arial" w:cs="Arial"/>
                     <w:color w:val="000000"/>
-                    <w:sz w:val="20"/>
-                    <w:szCs w:val="20"/>
+                    <w:sz w:val="18"/>
+                    <w:szCs w:val="18"/>
                     <w:lang w:val="es-CL" w:eastAsia="es-CL"/>
                   </w:rPr>
                   <w:t>Escriba aquí</w:t>
@@ -3592,8 +3592,8 @@
             <w:rPr>
               <w:rFonts w:ascii="Arial" w:hAnsi="Arial" w:cs="Arial"/>
               <w:color w:val="000000"/>
-              <w:sz w:val="20"/>
-              <w:szCs w:val="20"/>
+              <w:sz w:val="18"/>
+              <w:szCs w:val="18"/>
             </w:rPr>
             <w:alias w:val="participating_professionals[4].profession_id"/>
             <w:tag w:val="participating_professionals[4].profession_id"/>
@@ -3615,16 +3615,16 @@
                   <w:rPr>
                     <w:rFonts w:ascii="Arial" w:hAnsi="Arial" w:cs="Arial"/>
                     <w:color w:val="000000"/>
-                    <w:sz w:val="20"/>
-                    <w:szCs w:val="20"/>
+                    <w:sz w:val="18"/>
+                    <w:szCs w:val="18"/>
                   </w:rPr>
                 </w:pPr>
                 <w:r>
                   <w:rPr>
                     <w:rFonts w:ascii="Arial" w:hAnsi="Arial" w:cs="Arial"/>
                     <w:color w:val="000000"/>
-                    <w:sz w:val="20"/>
-                    <w:szCs w:val="20"/>
+                    <w:sz w:val="18"/>
+                    <w:szCs w:val="18"/>
                     <w:lang w:val="es-CL" w:eastAsia="es-CL"/>
                   </w:rPr>
                   <w:t>Escriba aquí</w:t>
@@ -3638,8 +3638,8 @@
             <w:rPr>
               <w:rFonts w:ascii="Arial" w:hAnsi="Arial" w:cs="Arial"/>
               <w:color w:val="000000"/>
-              <w:sz w:val="20"/>
-              <w:szCs w:val="20"/>
+              <w:sz w:val="18"/>
+              <w:szCs w:val="18"/>
             </w:rPr>
             <w:alias w:val="participating_professionals[4].phone_email"/>
             <w:tag w:val="participating_professionals[4].phone_email"/>
@@ -3661,16 +3661,16 @@
                   <w:rPr>
                     <w:rFonts w:ascii="Arial" w:hAnsi="Arial" w:cs="Arial"/>
                     <w:color w:val="000000"/>
-                    <w:sz w:val="20"/>
-                    <w:szCs w:val="20"/>
+                    <w:sz w:val="18"/>
+                    <w:szCs w:val="18"/>
                   </w:rPr>
                 </w:pPr>
                 <w:r>
                   <w:rPr>
                     <w:rFonts w:ascii="Arial" w:hAnsi="Arial" w:cs="Arial"/>
                     <w:color w:val="000000"/>
-                    <w:sz w:val="20"/>
-                    <w:szCs w:val="20"/>
+                    <w:sz w:val="18"/>
+                    <w:szCs w:val="18"/>
                     <w:lang w:val="es-CL" w:eastAsia="es-CL"/>
                   </w:rPr>
                   <w:t>Escriba aquí</w:t>
@@ -3684,8 +3684,8 @@
             <w:rPr>
               <w:rFonts w:ascii="Arial" w:hAnsi="Arial" w:cs="Arial"/>
               <w:color w:val="000000"/>
-              <w:sz w:val="20"/>
-              <w:szCs w:val="20"/>
+              <w:sz w:val="18"/>
+              <w:szCs w:val="18"/>
             </w:rPr>
             <w:alias w:val="participating_professionals[4].professional_registration"/>
             <w:tag w:val="participating_professionals[4].professional_registration"/>
@@ -3707,16 +3707,16 @@
                   <w:rPr>
                     <w:rFonts w:ascii="Arial" w:hAnsi="Arial" w:cs="Arial"/>
                     <w:color w:val="000000"/>
-                    <w:sz w:val="20"/>
-                    <w:szCs w:val="20"/>
+                    <w:sz w:val="18"/>
+                    <w:szCs w:val="18"/>
                   </w:rPr>
                 </w:pPr>
                 <w:r>
                   <w:rPr>
                     <w:rFonts w:ascii="Arial" w:hAnsi="Arial" w:cs="Arial"/>
                     <w:color w:val="000000"/>
-                    <w:sz w:val="20"/>
-                    <w:szCs w:val="20"/>
+                    <w:sz w:val="18"/>
+                    <w:szCs w:val="18"/>
                     <w:lang w:val="es-CL" w:eastAsia="es-CL"/>
                   </w:rPr>
                   <w:t>Escriba aquí</w:t>
@@ -3942,8 +3942,8 @@
                   <w:rFonts w:ascii="MS Gothic" w:hAnsi="MS Gothic" w:cs="MS Gothic" w:eastAsia="MS Gothic"/>
                   <w:b/>
                   <w:color w:val="000000"/>
-                  <w:sz w:val="20"/>
-                  <w:szCs w:val="20"/>
+                  <w:sz w:val="18"/>
+                  <w:szCs w:val="18"/>
                   <w:lang w:val="es-ES"/>
                 </w:rPr>
                 <w:alias w:val="nee_is_tea"/>
@@ -3962,8 +3962,8 @@
                     <w:rFonts w:ascii="MS Gothic" w:hAnsi="MS Gothic" w:cs="MS Gothic" w:eastAsia="MS Gothic"/>
                     <w:b/>
                     <w:color w:val="000000"/>
-                    <w:sz w:val="20"/>
-                    <w:szCs w:val="20"/>
+                    <w:sz w:val="18"/>
+                    <w:szCs w:val="18"/>
                     <w:lang w:val="es-ES"/>
                   </w:rPr>
                   <w:t>☐</w:t>
@@ -4013,8 +4013,8 @@
                   <w:rFonts w:ascii="MS Gothic" w:hAnsi="MS Gothic" w:cs="MS Gothic" w:eastAsia="MS Gothic"/>
                   <w:b/>
                   <w:color w:val="000000"/>
-                  <w:sz w:val="20"/>
-                  <w:szCs w:val="20"/>
+                  <w:sz w:val="18"/>
+                  <w:szCs w:val="18"/>
                   <w:lang w:val="es-ES"/>
                 </w:rPr>
                 <w:alias w:val="nee_is_gdd_unspecified"/>
@@ -4033,8 +4033,8 @@
                     <w:rFonts w:ascii="MS Gothic" w:hAnsi="MS Gothic" w:cs="MS Gothic" w:eastAsia="MS Gothic"/>
                     <w:b/>
                     <w:color w:val="000000"/>
-                    <w:sz w:val="20"/>
-                    <w:szCs w:val="20"/>
+                    <w:sz w:val="18"/>
+                    <w:szCs w:val="18"/>
                     <w:lang w:val="es-ES"/>
                   </w:rPr>
                   <w:t>☐</w:t>
@@ -4090,8 +4090,8 @@
                   <w:rFonts w:ascii="MS Gothic" w:hAnsi="MS Gothic" w:cs="MS Gothic" w:eastAsia="MS Gothic"/>
                   <w:b/>
                   <w:color w:val="000000"/>
-                  <w:sz w:val="20"/>
-                  <w:szCs w:val="20"/>
+                  <w:sz w:val="18"/>
+                  <w:szCs w:val="18"/>
                   <w:lang w:val="es-CL"/>
                 </w:rPr>
                 <w:alias w:val="nee_is_asperger"/>
@@ -4110,8 +4110,8 @@
                     <w:rFonts w:ascii="MS Gothic" w:hAnsi="MS Gothic" w:cs="MS Gothic" w:eastAsia="MS Gothic"/>
                     <w:b/>
                     <w:color w:val="000000"/>
-                    <w:sz w:val="20"/>
-                    <w:szCs w:val="20"/>
+                    <w:sz w:val="18"/>
+                    <w:szCs w:val="18"/>
                     <w:lang w:val="es-CL"/>
                   </w:rPr>
                   <w:t>☐</w:t>
@@ -4192,8 +4192,8 @@
               <w:rPr>
                 <w:rFonts w:ascii="MS Gothic" w:hAnsi="MS Gothic" w:cs="MS Gothic" w:eastAsia="MS Gothic"/>
                 <w:color w:val="000000"/>
-                <w:sz w:val="20"/>
-                <w:szCs w:val="20"/>
+                <w:sz w:val="18"/>
+                <w:szCs w:val="18"/>
               </w:rPr>
               <w:alias w:val="diagnosis_changed_from_admission__si"/>
               <w:tag w:val="diagnosis_changed_from_admission__si"/>
@@ -4219,8 +4219,8 @@
                   <w:rPr>
                     <w:rFonts w:ascii="MS Gothic" w:hAnsi="MS Gothic" w:cs="MS Gothic" w:eastAsia="MS Gothic"/>
                     <w:color w:val="000000"/>
-                    <w:sz w:val="20"/>
-                    <w:szCs w:val="20"/>
+                    <w:sz w:val="18"/>
+                    <w:szCs w:val="18"/>
                   </w:rPr>
                   <w:t>☐</w:t>
                 </w:r>
@@ -4262,8 +4262,8 @@
               <w:rPr>
                 <w:rFonts w:ascii="MS Gothic" w:hAnsi="MS Gothic" w:cs="MS Gothic" w:eastAsia="MS Gothic"/>
                 <w:color w:val="000000"/>
-                <w:sz w:val="20"/>
-                <w:szCs w:val="20"/>
+                <w:sz w:val="18"/>
+                <w:szCs w:val="18"/>
               </w:rPr>
               <w:alias w:val="diagnosis_changed_from_admission__no"/>
               <w:tag w:val="diagnosis_changed_from_admission__no"/>
@@ -4289,8 +4289,8 @@
                   <w:rPr>
                     <w:rFonts w:ascii="MS Gothic" w:hAnsi="MS Gothic" w:cs="MS Gothic" w:eastAsia="MS Gothic"/>
                     <w:color w:val="000000"/>
-                    <w:sz w:val="20"/>
-                    <w:szCs w:val="20"/>
+                    <w:sz w:val="18"/>
+                    <w:szCs w:val="18"/>
                   </w:rPr>
                   <w:t>☐</w:t>
                 </w:r>
@@ -4350,8 +4350,8 @@
               <w:rPr>
                 <w:rFonts w:ascii="Arial" w:hAnsi="Arial" w:cs="Arial"/>
                 <w:color w:val="000000"/>
-                <w:sz w:val="20"/>
-                <w:szCs w:val="20"/>
+                <w:sz w:val="18"/>
+                <w:szCs w:val="18"/>
               </w:rPr>
               <w:alias w:val="diagnosis_modifications_detail"/>
               <w:tag w:val="diagnosis_modifications_detail"/>
@@ -4369,16 +4369,16 @@
                   <w:rPr>
                     <w:rFonts w:ascii="Arial" w:hAnsi="Arial" w:cs="Arial"/>
                     <w:color w:val="000000"/>
-                    <w:sz w:val="20"/>
-                    <w:szCs w:val="20"/>
+                    <w:sz w:val="18"/>
+                    <w:szCs w:val="18"/>
                   </w:rPr>
                 </w:pPr>
                 <w:r>
                   <w:rPr>
                     <w:rFonts w:ascii="Arial" w:hAnsi="Arial" w:cs="Arial"/>
                     <w:color w:val="000000"/>
-                    <w:sz w:val="20"/>
-                    <w:szCs w:val="20"/>
+                    <w:sz w:val="18"/>
+                    <w:szCs w:val="18"/>
                     <w:lang w:val="es-CL" w:eastAsia="es-CL"/>
                   </w:rPr>
                   <w:t>Escriba aquí</w:t>
@@ -4403,8 +4403,8 @@
               <w:rPr>
                 <w:rFonts w:ascii="Arial" w:hAnsi="Arial" w:cs="Arial"/>
                 <w:color w:val="000000"/>
-                <w:sz w:val="20"/>
-                <w:szCs w:val="20"/>
+                <w:sz w:val="18"/>
+                <w:szCs w:val="18"/>
               </w:rPr>
               <w:alias w:val="current_diagnosis_issue_date"/>
               <w:tag w:val="current_diagnosis_issue_date"/>
@@ -4423,16 +4423,16 @@
                   <w:rPr>
                     <w:rFonts w:ascii="Arial" w:hAnsi="Arial" w:cs="Arial"/>
                     <w:color w:val="000000"/>
-                    <w:sz w:val="20"/>
-                    <w:szCs w:val="20"/>
+                    <w:sz w:val="18"/>
+                    <w:szCs w:val="18"/>
                   </w:rPr>
                 </w:pPr>
                 <w:r>
                   <w:rPr>
                     <w:rFonts w:ascii="Arial" w:hAnsi="Arial" w:cs="Arial"/>
                     <w:color w:val="000000"/>
-                    <w:sz w:val="20"/>
-                    <w:szCs w:val="20"/>
+                    <w:sz w:val="18"/>
+                    <w:szCs w:val="18"/>
                     <w:lang w:val="es-CL" w:eastAsia="es-CL"/>
                   </w:rPr>
                   <w:t>Escriba aquí</w:t>
@@ -4518,8 +4518,8 @@
                 <w:rPr>
                   <w:rFonts w:ascii="Arial" w:hAnsi="Arial" w:cs="Arial"/>
                   <w:color w:val="000000"/>
-                  <w:sz w:val="20"/>
-                  <w:szCs w:val="20"/>
+                  <w:sz w:val="18"/>
+                  <w:szCs w:val="18"/>
                 </w:rPr>
                 <w:alias w:val="new_diagnosis_professional_data"/>
                 <w:tag w:val="new_diagnosis_professional_data"/>
@@ -4535,8 +4535,8 @@
                   <w:rPr>
                     <w:rFonts w:ascii="Arial" w:hAnsi="Arial" w:cs="Arial"/>
                     <w:color w:val="000000"/>
-                    <w:sz w:val="20"/>
-                    <w:szCs w:val="20"/>
+                    <w:sz w:val="18"/>
+                    <w:szCs w:val="18"/>
                     <w:lang w:val="es-CL" w:eastAsia="es-CL"/>
                   </w:rPr>
                   <w:t>Escriba aquí</w:t>
@@ -4721,8 +4721,8 @@
               <w:rPr>
                 <w:rFonts w:ascii="Arial" w:hAnsi="Arial" w:cs="Arial"/>
                 <w:color w:val="000000"/>
-                <w:sz w:val="20"/>
-                <w:szCs w:val="20"/>
+                <w:sz w:val="18"/>
+                <w:szCs w:val="18"/>
               </w:rPr>
               <w:alias w:val="nee_synthesis_observations"/>
               <w:tag w:val="nee_synthesis_observations"/>
@@ -4739,16 +4739,16 @@
                   <w:rPr>
                     <w:rFonts w:ascii="Arial" w:hAnsi="Arial" w:cs="Arial"/>
                     <w:color w:val="000000"/>
-                    <w:sz w:val="20"/>
-                    <w:szCs w:val="20"/>
+                    <w:sz w:val="18"/>
+                    <w:szCs w:val="18"/>
                   </w:rPr>
                 </w:pPr>
                 <w:r>
                   <w:rPr>
                     <w:rFonts w:ascii="Arial" w:hAnsi="Arial" w:cs="Arial"/>
                     <w:color w:val="000000"/>
-                    <w:sz w:val="20"/>
-                    <w:szCs w:val="20"/>
+                    <w:sz w:val="18"/>
+                    <w:szCs w:val="18"/>
                     <w:lang w:val="es-CL" w:eastAsia="es-CL"/>
                   </w:rPr>
                   <w:t>Escriba aquí</w:t>
@@ -4992,8 +4992,8 @@
                 <w:rPr>
                   <w:rFonts w:ascii="MS Gothic" w:hAnsi="MS Gothic" w:cs="MS Gothic" w:eastAsia="MS Gothic"/>
                   <w:color w:val="000000"/>
-                  <w:sz w:val="20"/>
-                  <w:szCs w:val="20"/>
+                  <w:sz w:val="18"/>
+                  <w:szCs w:val="18"/>
                 </w:rPr>
                 <w:alias w:val="evidence_observation_guideline"/>
                 <w:tag w:val="evidence_observation_guideline"/>
@@ -5010,8 +5010,8 @@
                   <w:rPr>
                     <w:rFonts w:ascii="MS Gothic" w:hAnsi="MS Gothic" w:cs="MS Gothic" w:eastAsia="MS Gothic"/>
                     <w:color w:val="000000"/>
-                    <w:sz w:val="20"/>
-                    <w:szCs w:val="20"/>
+                    <w:sz w:val="18"/>
+                    <w:szCs w:val="18"/>
                   </w:rPr>
                   <w:t>☐</w:t>
                 </w:r>
@@ -5047,8 +5047,8 @@
                 <w:rPr>
                   <w:rFonts w:ascii="MS Gothic" w:hAnsi="MS Gothic" w:cs="MS Gothic" w:eastAsia="MS Gothic"/>
                   <w:color w:val="000000"/>
-                  <w:sz w:val="20"/>
-                  <w:szCs w:val="20"/>
+                  <w:sz w:val="18"/>
+                  <w:szCs w:val="18"/>
                 </w:rPr>
                 <w:alias w:val="evidence_school_context_observation"/>
                 <w:tag w:val="evidence_school_context_observation"/>
@@ -5065,8 +5065,8 @@
                   <w:rPr>
                     <w:rFonts w:ascii="MS Gothic" w:hAnsi="MS Gothic" w:cs="MS Gothic" w:eastAsia="MS Gothic"/>
                     <w:color w:val="000000"/>
-                    <w:sz w:val="20"/>
-                    <w:szCs w:val="20"/>
+                    <w:sz w:val="18"/>
+                    <w:szCs w:val="18"/>
                   </w:rPr>
                   <w:t>☐</w:t>
                 </w:r>
@@ -5165,8 +5165,8 @@
                 <w:rPr>
                   <w:rFonts w:ascii="MS Gothic" w:hAnsi="MS Gothic" w:cs="MS Gothic" w:eastAsia="MS Gothic"/>
                   <w:color w:val="000000"/>
-                  <w:sz w:val="20"/>
-                  <w:szCs w:val="20"/>
+                  <w:sz w:val="18"/>
+                  <w:szCs w:val="18"/>
                 </w:rPr>
                 <w:alias w:val="evidence_report_school"/>
                 <w:tag w:val="evidence_report_school"/>
@@ -5183,8 +5183,8 @@
                   <w:rPr>
                     <w:rFonts w:ascii="MS Gothic" w:hAnsi="MS Gothic" w:cs="MS Gothic" w:eastAsia="MS Gothic"/>
                     <w:color w:val="000000"/>
-                    <w:sz w:val="20"/>
-                    <w:szCs w:val="20"/>
+                    <w:sz w:val="18"/>
+                    <w:szCs w:val="18"/>
                   </w:rPr>
                   <w:t>☐</w:t>
                 </w:r>
@@ -5203,8 +5203,8 @@
                 <w:rPr>
                   <w:rFonts w:ascii="MS Gothic" w:hAnsi="MS Gothic" w:cs="MS Gothic" w:eastAsia="MS Gothic"/>
                   <w:color w:val="000000"/>
-                  <w:sz w:val="20"/>
-                  <w:szCs w:val="20"/>
+                  <w:sz w:val="18"/>
+                  <w:szCs w:val="18"/>
                 </w:rPr>
                 <w:alias w:val="evidence_report_social"/>
                 <w:tag w:val="evidence_report_social"/>
@@ -5221,8 +5221,8 @@
                   <w:rPr>
                     <w:rFonts w:ascii="MS Gothic" w:hAnsi="MS Gothic" w:cs="MS Gothic" w:eastAsia="MS Gothic"/>
                     <w:color w:val="000000"/>
-                    <w:sz w:val="20"/>
-                    <w:szCs w:val="20"/>
+                    <w:sz w:val="18"/>
+                    <w:szCs w:val="18"/>
                   </w:rPr>
                   <w:t>☐</w:t>
                 </w:r>
@@ -5241,8 +5241,8 @@
                 <w:rPr>
                   <w:rFonts w:ascii="MS Gothic" w:hAnsi="MS Gothic" w:cs="MS Gothic" w:eastAsia="MS Gothic"/>
                   <w:color w:val="000000"/>
-                  <w:sz w:val="20"/>
-                  <w:szCs w:val="20"/>
+                  <w:sz w:val="18"/>
+                  <w:szCs w:val="18"/>
                 </w:rPr>
                 <w:alias w:val="evidence_neurological"/>
                 <w:tag w:val="evidence_neurological"/>
@@ -5259,8 +5259,8 @@
                   <w:rPr>
                     <w:rFonts w:ascii="MS Gothic" w:hAnsi="MS Gothic" w:cs="MS Gothic" w:eastAsia="MS Gothic"/>
                     <w:color w:val="000000"/>
-                    <w:sz w:val="20"/>
-                    <w:szCs w:val="20"/>
+                    <w:sz w:val="18"/>
+                    <w:szCs w:val="18"/>
                   </w:rPr>
                   <w:t>☐</w:t>
                 </w:r>
@@ -5279,8 +5279,8 @@
                 <w:rPr>
                   <w:rFonts w:ascii="MS Gothic" w:hAnsi="MS Gothic" w:cs="MS Gothic" w:eastAsia="MS Gothic"/>
                   <w:color w:val="000000"/>
-                  <w:sz w:val="20"/>
-                  <w:szCs w:val="20"/>
+                  <w:sz w:val="18"/>
+                  <w:szCs w:val="18"/>
                 </w:rPr>
                 <w:alias w:val="evidence_report_psychological"/>
                 <w:tag w:val="evidence_report_psychological"/>
@@ -5297,8 +5297,8 @@
                   <w:rPr>
                     <w:rFonts w:ascii="MS Gothic" w:hAnsi="MS Gothic" w:cs="MS Gothic" w:eastAsia="MS Gothic"/>
                     <w:color w:val="000000"/>
-                    <w:sz w:val="20"/>
-                    <w:szCs w:val="20"/>
+                    <w:sz w:val="18"/>
+                    <w:szCs w:val="18"/>
                   </w:rPr>
                   <w:t>☐</w:t>
                 </w:r>
@@ -5317,8 +5317,8 @@
                 <w:rPr>
                   <w:rFonts w:ascii="MS Gothic" w:hAnsi="MS Gothic" w:cs="MS Gothic" w:eastAsia="MS Gothic"/>
                   <w:color w:val="000000"/>
-                  <w:sz w:val="20"/>
-                  <w:szCs w:val="20"/>
+                  <w:sz w:val="18"/>
+                  <w:szCs w:val="18"/>
                 </w:rPr>
                 <w:alias w:val="evidence_report_fonoaudiological"/>
                 <w:tag w:val="evidence_report_fonoaudiological"/>
@@ -5335,8 +5335,8 @@
                   <w:rPr>
                     <w:rFonts w:ascii="MS Gothic" w:hAnsi="MS Gothic" w:cs="MS Gothic" w:eastAsia="MS Gothic"/>
                     <w:color w:val="000000"/>
-                    <w:sz w:val="20"/>
-                    <w:szCs w:val="20"/>
+                    <w:sz w:val="18"/>
+                    <w:szCs w:val="18"/>
                   </w:rPr>
                   <w:t>☐</w:t>
                 </w:r>
@@ -5355,8 +5355,8 @@
                 <w:rPr>
                   <w:rFonts w:ascii="MS Gothic" w:hAnsi="MS Gothic" w:cs="MS Gothic" w:eastAsia="MS Gothic"/>
                   <w:color w:val="000000"/>
-                  <w:sz w:val="20"/>
-                  <w:szCs w:val="20"/>
+                  <w:sz w:val="18"/>
+                  <w:szCs w:val="18"/>
                 </w:rPr>
                 <w:alias w:val="evidence_report_pedagogical"/>
                 <w:tag w:val="evidence_report_pedagogical"/>
@@ -5373,8 +5373,8 @@
                   <w:rPr>
                     <w:rFonts w:ascii="MS Gothic" w:hAnsi="MS Gothic" w:cs="MS Gothic" w:eastAsia="MS Gothic"/>
                     <w:color w:val="000000"/>
-                    <w:sz w:val="20"/>
-                    <w:szCs w:val="20"/>
+                    <w:sz w:val="18"/>
+                    <w:szCs w:val="18"/>
                   </w:rPr>
                   <w:t>☐</w:t>
                 </w:r>
@@ -5402,8 +5402,8 @@
                 <w:rPr>
                   <w:rFonts w:ascii="MS Gothic" w:hAnsi="MS Gothic" w:cs="MS Gothic" w:eastAsia="MS Gothic"/>
                   <w:color w:val="000000"/>
-                  <w:sz w:val="20"/>
-                  <w:szCs w:val="20"/>
+                  <w:sz w:val="18"/>
+                  <w:szCs w:val="18"/>
                 </w:rPr>
                 <w:alias w:val="evidence_report_psychopedagogical"/>
                 <w:tag w:val="evidence_report_psychopedagogical"/>
@@ -5420,8 +5420,8 @@
                   <w:rPr>
                     <w:rFonts w:ascii="MS Gothic" w:hAnsi="MS Gothic" w:cs="MS Gothic" w:eastAsia="MS Gothic"/>
                     <w:color w:val="000000"/>
-                    <w:sz w:val="20"/>
-                    <w:szCs w:val="20"/>
+                    <w:sz w:val="18"/>
+                    <w:szCs w:val="18"/>
                   </w:rPr>
                   <w:t>☐</w:t>
                 </w:r>
@@ -5461,8 +5461,8 @@
                 <w:rPr>
                   <w:rFonts w:ascii="MS Gothic" w:hAnsi="MS Gothic" w:cs="MS Gothic" w:eastAsia="MS Gothic"/>
                   <w:color w:val="000000"/>
-                  <w:sz w:val="20"/>
-                  <w:szCs w:val="20"/>
+                  <w:sz w:val="18"/>
+                  <w:szCs w:val="18"/>
                 </w:rPr>
                 <w:alias w:val="evidence_health_assessment"/>
                 <w:tag w:val="evidence_health_assessment"/>
@@ -5479,8 +5479,8 @@
                   <w:rPr>
                     <w:rFonts w:ascii="MS Gothic" w:hAnsi="MS Gothic" w:cs="MS Gothic" w:eastAsia="MS Gothic"/>
                     <w:color w:val="000000"/>
-                    <w:sz w:val="20"/>
-                    <w:szCs w:val="20"/>
+                    <w:sz w:val="18"/>
+                    <w:szCs w:val="18"/>
                   </w:rPr>
                   <w:t>☐</w:t>
                 </w:r>
@@ -5509,8 +5509,8 @@
                   <w:rFonts w:ascii="MS Gothic" w:hAnsi="MS Gothic" w:cs="MS Gothic" w:eastAsia="MS Gothic"/>
                   <w:b/>
                   <w:color w:val="000000"/>
-                  <w:sz w:val="20"/>
-                  <w:szCs w:val="20"/>
+                  <w:sz w:val="18"/>
+                  <w:szCs w:val="18"/>
                 </w:rPr>
                 <w:alias w:val="evidence_specialized_health_exam"/>
                 <w:tag w:val="evidence_specialized_health_exam"/>
@@ -5528,8 +5528,8 @@
                     <w:rFonts w:ascii="MS Gothic" w:hAnsi="MS Gothic" w:cs="MS Gothic" w:eastAsia="MS Gothic"/>
                     <w:b/>
                     <w:color w:val="000000"/>
-                    <w:sz w:val="20"/>
-                    <w:szCs w:val="20"/>
+                    <w:sz w:val="18"/>
+                    <w:szCs w:val="18"/>
                   </w:rPr>
                   <w:t>☐</w:t>
                 </w:r>
@@ -5557,8 +5557,8 @@
                 <w:rPr>
                   <w:rFonts w:ascii="Arial" w:hAnsi="Arial" w:cs="Arial"/>
                   <w:color w:val="000000"/>
-                  <w:sz w:val="20"/>
-                  <w:szCs w:val="20"/>
+                  <w:sz w:val="18"/>
+                  <w:szCs w:val="18"/>
                 </w:rPr>
                 <w:alias w:val="evidence_specialized_health_detail"/>
                 <w:tag w:val="evidence_specialized_health_detail"/>
@@ -5574,8 +5574,8 @@
                   <w:rPr>
                     <w:rFonts w:ascii="Arial" w:hAnsi="Arial" w:cs="Arial"/>
                     <w:color w:val="000000"/>
-                    <w:sz w:val="20"/>
-                    <w:szCs w:val="20"/>
+                    <w:sz w:val="18"/>
+                    <w:szCs w:val="18"/>
                     <w:lang w:val="es-CL" w:eastAsia="es-CL"/>
                   </w:rPr>
                   <w:t>Escriba aquí</w:t>
@@ -5632,8 +5632,8 @@
                   <w:rFonts w:ascii="MS Gothic" w:hAnsi="MS Gothic" w:cs="MS Gothic" w:eastAsia="MS Gothic"/>
                   <w:b/>
                   <w:color w:val="000000"/>
-                  <w:sz w:val="20"/>
-                  <w:szCs w:val="20"/>
+                  <w:sz w:val="18"/>
+                  <w:szCs w:val="18"/>
                 </w:rPr>
                 <w:alias w:val="evidence_other"/>
                 <w:tag w:val="evidence_other"/>
@@ -5651,8 +5651,8 @@
                     <w:rFonts w:ascii="MS Gothic" w:hAnsi="MS Gothic" w:cs="MS Gothic" w:eastAsia="MS Gothic"/>
                     <w:b/>
                     <w:color w:val="000000"/>
-                    <w:sz w:val="20"/>
-                    <w:szCs w:val="20"/>
+                    <w:sz w:val="18"/>
+                    <w:szCs w:val="18"/>
                   </w:rPr>
                   <w:t>☐</w:t>
                 </w:r>
@@ -5690,8 +5690,8 @@
                   <w:rFonts w:ascii="Arial" w:hAnsi="Arial" w:cs="Arial"/>
                   <w:b/>
                   <w:color w:val="000000"/>
-                  <w:sz w:val="20"/>
-                  <w:szCs w:val="20"/>
+                  <w:sz w:val="18"/>
+                  <w:szCs w:val="18"/>
                 </w:rPr>
                 <w:alias w:val="evidence_other_detail"/>
                 <w:tag w:val="evidence_other_detail"/>
@@ -5707,8 +5707,8 @@
                   <w:rPr>
                     <w:rFonts w:ascii="Arial" w:hAnsi="Arial" w:cs="Arial"/>
                     <w:color w:val="000000"/>
-                    <w:sz w:val="20"/>
-                    <w:szCs w:val="20"/>
+                    <w:sz w:val="18"/>
+                    <w:szCs w:val="18"/>
                     <w:lang w:val="es-CL" w:eastAsia="es-CL"/>
                   </w:rPr>
                   <w:t>Escriba aquí</w:t>
@@ -5752,8 +5752,8 @@
                 <w:rFonts w:ascii="Arial" w:hAnsi="Arial" w:cs="Arial"/>
                 <w:b/>
                 <w:color w:val="000000"/>
-                <w:sz w:val="20"/>
-                <w:szCs w:val="20"/>
+                <w:sz w:val="18"/>
+                <w:szCs w:val="18"/>
               </w:rPr>
               <w:alias w:val="evidence_documents_count"/>
               <w:tag w:val="evidence_documents_count"/>
@@ -5771,16 +5771,16 @@
                     <w:rFonts w:ascii="Arial" w:hAnsi="Arial" w:cs="Arial"/>
                     <w:b/>
                     <w:color w:val="000000"/>
-                    <w:sz w:val="20"/>
-                    <w:szCs w:val="20"/>
+                    <w:sz w:val="18"/>
+                    <w:szCs w:val="18"/>
                   </w:rPr>
                 </w:pPr>
                 <w:r>
                   <w:rPr>
                     <w:rFonts w:ascii="Arial" w:hAnsi="Arial" w:cs="Arial"/>
                     <w:color w:val="000000"/>
-                    <w:sz w:val="20"/>
-                    <w:szCs w:val="20"/>
+                    <w:sz w:val="18"/>
+                    <w:szCs w:val="18"/>
                     <w:lang w:val="es-CL" w:eastAsia="es-CL"/>
                   </w:rPr>
                   <w:t>Escriba aquí</w:t>
@@ -5972,8 +5972,8 @@
                   <w:rFonts w:ascii="Arial" w:hAnsi="Arial" w:cs="Arial"/>
                   <w:b/>
                   <w:color w:val="000000"/>
-                  <w:sz w:val="20"/>
-                  <w:szCs w:val="20"/>
+                  <w:sz w:val="18"/>
+                  <w:szCs w:val="18"/>
                 </w:rPr>
                 <w:alias w:val="identification_number"/>
                 <w:tag w:val="identification_number"/>
@@ -5989,8 +5989,8 @@
                   <w:rPr>
                     <w:rFonts w:ascii="Arial" w:hAnsi="Arial" w:cs="Arial"/>
                     <w:color w:val="000000"/>
-                    <w:sz w:val="20"/>
-                    <w:szCs w:val="20"/>
+                    <w:sz w:val="18"/>
+                    <w:szCs w:val="18"/>
                     <w:lang w:val="es-CL" w:eastAsia="es-CL"/>
                   </w:rPr>
                   <w:t>Escriba aquí</w:t>
@@ -6165,8 +6165,8 @@
                 <w:rPr>
                   <w:rFonts w:ascii="MS Gothic" w:hAnsi="MS Gothic" w:cs="MS Gothic" w:eastAsia="MS Gothic"/>
                   <w:color w:val="000000"/>
-                  <w:sz w:val="20"/>
-                  <w:szCs w:val="20"/>
+                  <w:sz w:val="18"/>
+                  <w:szCs w:val="18"/>
                 </w:rPr>
                 <w:alias w:val="tea_area_social_family_interview"/>
                 <w:tag w:val="tea_area_social_family_interview"/>
@@ -6183,8 +6183,8 @@
                   <w:rPr>
                     <w:rFonts w:ascii="MS Gothic" w:hAnsi="MS Gothic" w:cs="MS Gothic" w:eastAsia="MS Gothic"/>
                     <w:color w:val="000000"/>
-                    <w:sz w:val="20"/>
-                    <w:szCs w:val="20"/>
+                    <w:sz w:val="18"/>
+                    <w:szCs w:val="18"/>
                   </w:rPr>
                   <w:t>☐</w:t>
                 </w:r>
@@ -6203,8 +6203,8 @@
                 <w:rPr>
                   <w:rFonts w:ascii="MS Gothic" w:hAnsi="MS Gothic" w:cs="MS Gothic" w:eastAsia="MS Gothic"/>
                   <w:color w:val="000000"/>
-                  <w:sz w:val="20"/>
-                  <w:szCs w:val="20"/>
+                  <w:sz w:val="18"/>
+                  <w:szCs w:val="18"/>
                 </w:rPr>
                 <w:alias w:val="tea_area_social_school_observation"/>
                 <w:tag w:val="tea_area_social_school_observation"/>
@@ -6221,8 +6221,8 @@
                   <w:rPr>
                     <w:rFonts w:ascii="MS Gothic" w:hAnsi="MS Gothic" w:cs="MS Gothic" w:eastAsia="MS Gothic"/>
                     <w:color w:val="000000"/>
-                    <w:sz w:val="20"/>
-                    <w:szCs w:val="20"/>
+                    <w:sz w:val="18"/>
+                    <w:szCs w:val="18"/>
                   </w:rPr>
                   <w:t>☐</w:t>
                 </w:r>
@@ -6249,8 +6249,8 @@
                 <w:rPr>
                   <w:rFonts w:ascii="Arial" w:hAnsi="Arial" w:cs="Arial"/>
                   <w:color w:val="000000"/>
-                  <w:sz w:val="20"/>
-                  <w:szCs w:val="20"/>
+                  <w:sz w:val="18"/>
+                  <w:szCs w:val="18"/>
                 </w:rPr>
                 <w:alias w:val="tea_area_social_school_observation_detail"/>
                 <w:tag w:val="tea_area_social_school_observation_detail"/>
@@ -6266,8 +6266,8 @@
                   <w:rPr>
                     <w:rFonts w:ascii="Arial" w:hAnsi="Arial" w:cs="Arial"/>
                     <w:color w:val="000000"/>
-                    <w:sz w:val="20"/>
-                    <w:szCs w:val="20"/>
+                    <w:sz w:val="18"/>
+                    <w:szCs w:val="18"/>
                     <w:lang w:val="es-CL" w:eastAsia="es-CL"/>
                   </w:rPr>
                   <w:t>Escriba aquí</w:t>
@@ -6305,8 +6305,8 @@
                 <w:rPr>
                   <w:rFonts w:ascii="MS Gothic" w:hAnsi="MS Gothic" w:cs="MS Gothic" w:eastAsia="MS Gothic"/>
                   <w:color w:val="000000"/>
-                  <w:sz w:val="20"/>
-                  <w:szCs w:val="20"/>
+                  <w:sz w:val="18"/>
+                  <w:szCs w:val="18"/>
                 </w:rPr>
                 <w:alias w:val="tea_area_social_instrument"/>
                 <w:tag w:val="tea_area_social_instrument"/>
@@ -6323,8 +6323,8 @@
                   <w:rPr>
                     <w:rFonts w:ascii="MS Gothic" w:hAnsi="MS Gothic" w:cs="MS Gothic" w:eastAsia="MS Gothic"/>
                     <w:color w:val="000000"/>
-                    <w:sz w:val="20"/>
-                    <w:szCs w:val="20"/>
+                    <w:sz w:val="18"/>
+                    <w:szCs w:val="18"/>
                   </w:rPr>
                   <w:t>☐</w:t>
                 </w:r>
@@ -6351,8 +6351,8 @@
                 <w:rPr>
                   <w:rFonts w:ascii="Arial" w:hAnsi="Arial" w:cs="Arial"/>
                   <w:color w:val="000000"/>
-                  <w:sz w:val="20"/>
-                  <w:szCs w:val="20"/>
+                  <w:sz w:val="18"/>
+                  <w:szCs w:val="18"/>
                 </w:rPr>
                 <w:alias w:val="tea_area_social_instrument_detail"/>
                 <w:tag w:val="tea_area_social_instrument_detail"/>
@@ -6368,8 +6368,8 @@
                   <w:rPr>
                     <w:rFonts w:ascii="Arial" w:hAnsi="Arial" w:cs="Arial"/>
                     <w:color w:val="000000"/>
-                    <w:sz w:val="20"/>
-                    <w:szCs w:val="20"/>
+                    <w:sz w:val="18"/>
+                    <w:szCs w:val="18"/>
                     <w:lang w:val="es-CL" w:eastAsia="es-CL"/>
                   </w:rPr>
                   <w:t>Escriba aquí</w:t>
@@ -6428,8 +6428,8 @@
             <w:rPr>
               <w:rFonts w:ascii="Arial" w:hAnsi="Arial" w:cs="Arial"/>
               <w:color w:val="000000"/>
-              <w:sz w:val="20"/>
-              <w:szCs w:val="20"/>
+              <w:sz w:val="18"/>
+              <w:szCs w:val="18"/>
             </w:rPr>
             <w:alias w:val="tea_area_social_progress"/>
             <w:tag w:val="tea_area_social_progress"/>
@@ -6459,16 +6459,16 @@
                   <w:rPr>
                     <w:rFonts w:ascii="Arial" w:hAnsi="Arial" w:cs="Arial"/>
                     <w:color w:val="000000"/>
-                    <w:sz w:val="20"/>
-                    <w:szCs w:val="20"/>
+                    <w:sz w:val="18"/>
+                    <w:szCs w:val="18"/>
                   </w:rPr>
                 </w:pPr>
                 <w:r>
                   <w:rPr>
                     <w:rFonts w:ascii="Arial" w:hAnsi="Arial" w:cs="Arial"/>
                     <w:color w:val="000000"/>
-                    <w:sz w:val="20"/>
-                    <w:szCs w:val="20"/>
+                    <w:sz w:val="18"/>
+                    <w:szCs w:val="18"/>
                     <w:lang w:val="es-CL" w:eastAsia="es-CL"/>
                   </w:rPr>
                   <w:t>Escriba aquí</w:t>
@@ -6531,8 +6531,8 @@
                 <w:rFonts w:ascii="Arial" w:hAnsi="Arial" w:cs="Arial"/>
                 <w:b/>
                 <w:color w:val="000000"/>
-                <w:sz w:val="20"/>
-                <w:szCs w:val="20"/>
+                <w:sz w:val="18"/>
+                <w:szCs w:val="18"/>
               </w:rPr>
               <w:alias w:val="tea_area_social_emphasis"/>
               <w:tag w:val="tea_area_social_emphasis"/>
@@ -6553,16 +6553,16 @@
                     <w:rFonts w:ascii="Arial" w:hAnsi="Arial" w:cs="Arial"/>
                     <w:b/>
                     <w:color w:val="000000"/>
-                    <w:sz w:val="20"/>
-                    <w:szCs w:val="20"/>
+                    <w:sz w:val="18"/>
+                    <w:szCs w:val="18"/>
                   </w:rPr>
                 </w:pPr>
                 <w:r>
                   <w:rPr>
                     <w:rFonts w:ascii="Arial" w:hAnsi="Arial" w:cs="Arial"/>
                     <w:color w:val="000000"/>
-                    <w:sz w:val="20"/>
-                    <w:szCs w:val="20"/>
+                    <w:sz w:val="18"/>
+                    <w:szCs w:val="18"/>
                     <w:lang w:val="es-CL" w:eastAsia="es-CL"/>
                   </w:rPr>
                   <w:t>Escriba aquí</w:t>
@@ -6714,8 +6714,8 @@
                 <w:rPr>
                   <w:rFonts w:ascii="MS Gothic" w:hAnsi="MS Gothic" w:cs="MS Gothic" w:eastAsia="MS Gothic"/>
                   <w:color w:val="000000"/>
-                  <w:sz w:val="20"/>
-                  <w:szCs w:val="20"/>
+                  <w:sz w:val="18"/>
+                  <w:szCs w:val="18"/>
                 </w:rPr>
                 <w:alias w:val="tea_area_language_family_interview"/>
                 <w:tag w:val="tea_area_language_family_interview"/>
@@ -6732,8 +6732,8 @@
                   <w:rPr>
                     <w:rFonts w:ascii="MS Gothic" w:hAnsi="MS Gothic" w:cs="MS Gothic" w:eastAsia="MS Gothic"/>
                     <w:color w:val="000000"/>
-                    <w:sz w:val="20"/>
-                    <w:szCs w:val="20"/>
+                    <w:sz w:val="18"/>
+                    <w:szCs w:val="18"/>
                   </w:rPr>
                   <w:t>☐</w:t>
                 </w:r>
@@ -6752,8 +6752,8 @@
                 <w:rPr>
                   <w:rFonts w:ascii="MS Gothic" w:hAnsi="MS Gothic" w:cs="MS Gothic" w:eastAsia="MS Gothic"/>
                   <w:color w:val="000000"/>
-                  <w:sz w:val="20"/>
-                  <w:szCs w:val="20"/>
+                  <w:sz w:val="18"/>
+                  <w:szCs w:val="18"/>
                 </w:rPr>
                 <w:alias w:val="tea_area_language_school_observation"/>
                 <w:tag w:val="tea_area_language_school_observation"/>
@@ -6770,8 +6770,8 @@
                   <w:rPr>
                     <w:rFonts w:ascii="MS Gothic" w:hAnsi="MS Gothic" w:cs="MS Gothic" w:eastAsia="MS Gothic"/>
                     <w:color w:val="000000"/>
-                    <w:sz w:val="20"/>
-                    <w:szCs w:val="20"/>
+                    <w:sz w:val="18"/>
+                    <w:szCs w:val="18"/>
                   </w:rPr>
                   <w:t>☐</w:t>
                 </w:r>
@@ -6798,8 +6798,8 @@
                 <w:rPr>
                   <w:rFonts w:ascii="Arial" w:hAnsi="Arial" w:cs="Arial"/>
                   <w:color w:val="000000"/>
-                  <w:sz w:val="20"/>
-                  <w:szCs w:val="20"/>
+                  <w:sz w:val="18"/>
+                  <w:szCs w:val="18"/>
                 </w:rPr>
                 <w:alias w:val="tea_area_language_school_observation_detail"/>
                 <w:tag w:val="tea_area_language_school_observation_detail"/>
@@ -6815,8 +6815,8 @@
                   <w:rPr>
                     <w:rFonts w:ascii="Arial" w:hAnsi="Arial" w:cs="Arial"/>
                     <w:color w:val="000000"/>
-                    <w:sz w:val="20"/>
-                    <w:szCs w:val="20"/>
+                    <w:sz w:val="18"/>
+                    <w:szCs w:val="18"/>
                     <w:lang w:val="es-CL" w:eastAsia="es-CL"/>
                   </w:rPr>
                   <w:t>Escriba aquí</w:t>
@@ -6873,8 +6873,8 @@
                 <w:rPr>
                   <w:rFonts w:ascii="MS Gothic" w:hAnsi="MS Gothic" w:cs="MS Gothic" w:eastAsia="MS Gothic"/>
                   <w:color w:val="000000"/>
-                  <w:sz w:val="20"/>
-                  <w:szCs w:val="20"/>
+                  <w:sz w:val="18"/>
+                  <w:szCs w:val="18"/>
                 </w:rPr>
                 <w:alias w:val="tea_area_language_instrument"/>
                 <w:tag w:val="tea_area_language_instrument"/>
@@ -6891,8 +6891,8 @@
                   <w:rPr>
                     <w:rFonts w:ascii="MS Gothic" w:hAnsi="MS Gothic" w:cs="MS Gothic" w:eastAsia="MS Gothic"/>
                     <w:color w:val="000000"/>
-                    <w:sz w:val="20"/>
-                    <w:szCs w:val="20"/>
+                    <w:sz w:val="18"/>
+                    <w:szCs w:val="18"/>
                   </w:rPr>
                   <w:t>☐</w:t>
                 </w:r>
@@ -6919,8 +6919,8 @@
                 <w:rPr>
                   <w:rFonts w:ascii="Arial" w:hAnsi="Arial" w:cs="Arial"/>
                   <w:color w:val="000000"/>
-                  <w:sz w:val="20"/>
-                  <w:szCs w:val="20"/>
+                  <w:sz w:val="18"/>
+                  <w:szCs w:val="18"/>
                 </w:rPr>
                 <w:alias w:val="tea_area_language_instrument_detail"/>
                 <w:tag w:val="tea_area_language_instrument_detail"/>
@@ -6936,8 +6936,8 @@
                   <w:rPr>
                     <w:rFonts w:ascii="Arial" w:hAnsi="Arial" w:cs="Arial"/>
                     <w:color w:val="000000"/>
-                    <w:sz w:val="20"/>
-                    <w:szCs w:val="20"/>
+                    <w:sz w:val="18"/>
+                    <w:szCs w:val="18"/>
                     <w:lang w:val="es-CL" w:eastAsia="es-CL"/>
                   </w:rPr>
                   <w:t>Escriba aquí</w:t>
@@ -6996,8 +6996,8 @@
             <w:rPr>
               <w:rFonts w:ascii="Arial" w:hAnsi="Arial" w:cs="Arial"/>
               <w:color w:val="000000"/>
-              <w:sz w:val="20"/>
-              <w:szCs w:val="20"/>
+              <w:sz w:val="18"/>
+              <w:szCs w:val="18"/>
             </w:rPr>
             <w:alias w:val="tea_area_language_progress"/>
             <w:tag w:val="tea_area_language_progress"/>
@@ -7027,16 +7027,16 @@
                   <w:rPr>
                     <w:rFonts w:ascii="Arial" w:hAnsi="Arial" w:cs="Arial"/>
                     <w:color w:val="000000"/>
-                    <w:sz w:val="20"/>
-                    <w:szCs w:val="20"/>
+                    <w:sz w:val="18"/>
+                    <w:szCs w:val="18"/>
                   </w:rPr>
                 </w:pPr>
                 <w:r>
                   <w:rPr>
                     <w:rFonts w:ascii="Arial" w:hAnsi="Arial" w:cs="Arial"/>
                     <w:color w:val="000000"/>
-                    <w:sz w:val="20"/>
-                    <w:szCs w:val="20"/>
+                    <w:sz w:val="18"/>
+                    <w:szCs w:val="18"/>
                     <w:lang w:val="es-CL" w:eastAsia="es-CL"/>
                   </w:rPr>
                   <w:t>Escriba aquí</w:t>
@@ -7099,8 +7099,8 @@
                 <w:rFonts w:ascii="Arial" w:hAnsi="Arial" w:cs="Arial"/>
                 <w:b/>
                 <w:color w:val="000000"/>
-                <w:sz w:val="20"/>
-                <w:szCs w:val="20"/>
+                <w:sz w:val="18"/>
+                <w:szCs w:val="18"/>
               </w:rPr>
               <w:alias w:val="tea_area_language_emphasis"/>
               <w:tag w:val="tea_area_language_emphasis"/>
@@ -7121,16 +7121,16 @@
                     <w:rFonts w:ascii="Arial" w:hAnsi="Arial" w:cs="Arial"/>
                     <w:b/>
                     <w:color w:val="000000"/>
-                    <w:sz w:val="20"/>
-                    <w:szCs w:val="20"/>
+                    <w:sz w:val="18"/>
+                    <w:szCs w:val="18"/>
                   </w:rPr>
                 </w:pPr>
                 <w:r>
                   <w:rPr>
                     <w:rFonts w:ascii="Arial" w:hAnsi="Arial" w:cs="Arial"/>
                     <w:color w:val="000000"/>
-                    <w:sz w:val="20"/>
-                    <w:szCs w:val="20"/>
+                    <w:sz w:val="18"/>
+                    <w:szCs w:val="18"/>
                     <w:lang w:val="es-CL" w:eastAsia="es-CL"/>
                   </w:rPr>
                   <w:t>Escriba aquí</w:t>
@@ -7282,8 +7282,8 @@
                 <w:rPr>
                   <w:rFonts w:ascii="MS Gothic" w:hAnsi="MS Gothic" w:cs="MS Gothic" w:eastAsia="MS Gothic"/>
                   <w:color w:val="000000"/>
-                  <w:sz w:val="20"/>
-                  <w:szCs w:val="20"/>
+                  <w:sz w:val="18"/>
+                  <w:szCs w:val="18"/>
                 </w:rPr>
                 <w:alias w:val="tea_area_cognitive_family_interview"/>
                 <w:tag w:val="tea_area_cognitive_family_interview"/>
@@ -7300,8 +7300,8 @@
                   <w:rPr>
                     <w:rFonts w:ascii="MS Gothic" w:hAnsi="MS Gothic" w:cs="MS Gothic" w:eastAsia="MS Gothic"/>
                     <w:color w:val="000000"/>
-                    <w:sz w:val="20"/>
-                    <w:szCs w:val="20"/>
+                    <w:sz w:val="18"/>
+                    <w:szCs w:val="18"/>
                   </w:rPr>
                   <w:t>☐</w:t>
                 </w:r>
@@ -7320,8 +7320,8 @@
                 <w:rPr>
                   <w:rFonts w:ascii="MS Gothic" w:hAnsi="MS Gothic" w:cs="MS Gothic" w:eastAsia="MS Gothic"/>
                   <w:color w:val="000000"/>
-                  <w:sz w:val="20"/>
-                  <w:szCs w:val="20"/>
+                  <w:sz w:val="18"/>
+                  <w:szCs w:val="18"/>
                 </w:rPr>
                 <w:alias w:val="tea_area_cognitive_school_observation"/>
                 <w:tag w:val="tea_area_cognitive_school_observation"/>
@@ -7338,8 +7338,8 @@
                   <w:rPr>
                     <w:rFonts w:ascii="MS Gothic" w:hAnsi="MS Gothic" w:cs="MS Gothic" w:eastAsia="MS Gothic"/>
                     <w:color w:val="000000"/>
-                    <w:sz w:val="20"/>
-                    <w:szCs w:val="20"/>
+                    <w:sz w:val="18"/>
+                    <w:szCs w:val="18"/>
                   </w:rPr>
                   <w:t>☐</w:t>
                 </w:r>
@@ -7358,8 +7358,8 @@
                 <w:rPr>
                   <w:rFonts w:ascii="Arial" w:hAnsi="Arial" w:cs="Arial"/>
                   <w:color w:val="000000"/>
-                  <w:sz w:val="20"/>
-                  <w:szCs w:val="20"/>
+                  <w:sz w:val="18"/>
+                  <w:szCs w:val="18"/>
                 </w:rPr>
                 <w:alias w:val="tea_area_cognitive_school_observation_detail"/>
                 <w:tag w:val="tea_area_cognitive_school_observation_detail"/>
@@ -7375,8 +7375,8 @@
                   <w:rPr>
                     <w:rFonts w:ascii="Arial" w:hAnsi="Arial" w:cs="Arial"/>
                     <w:color w:val="000000"/>
-                    <w:sz w:val="20"/>
-                    <w:szCs w:val="20"/>
+                    <w:sz w:val="18"/>
+                    <w:szCs w:val="18"/>
                     <w:lang w:val="es-CL" w:eastAsia="es-CL"/>
                   </w:rPr>
                   <w:t>Escriba aquí</w:t>
@@ -7433,8 +7433,8 @@
                 <w:rPr>
                   <w:rFonts w:ascii="MS Gothic" w:hAnsi="MS Gothic" w:cs="MS Gothic" w:eastAsia="MS Gothic"/>
                   <w:color w:val="000000"/>
-                  <w:sz w:val="20"/>
-                  <w:szCs w:val="20"/>
+                  <w:sz w:val="18"/>
+                  <w:szCs w:val="18"/>
                 </w:rPr>
                 <w:alias w:val="tea_area_cognitive_instrument"/>
                 <w:tag w:val="tea_area_cognitive_instrument"/>
@@ -7451,8 +7451,8 @@
                   <w:rPr>
                     <w:rFonts w:ascii="MS Gothic" w:hAnsi="MS Gothic" w:cs="MS Gothic" w:eastAsia="MS Gothic"/>
                     <w:color w:val="000000"/>
-                    <w:sz w:val="20"/>
-                    <w:szCs w:val="20"/>
+                    <w:sz w:val="18"/>
+                    <w:szCs w:val="18"/>
                   </w:rPr>
                   <w:t>☐</w:t>
                 </w:r>
@@ -7471,8 +7471,8 @@
                 <w:rPr>
                   <w:rFonts w:ascii="Arial" w:hAnsi="Arial" w:cs="Arial"/>
                   <w:color w:val="000000"/>
-                  <w:sz w:val="20"/>
-                  <w:szCs w:val="20"/>
+                  <w:sz w:val="18"/>
+                  <w:szCs w:val="18"/>
                 </w:rPr>
                 <w:alias w:val="tea_area_cognitive_instrument_detail"/>
                 <w:tag w:val="tea_area_cognitive_instrument_detail"/>
@@ -7488,8 +7488,8 @@
                   <w:rPr>
                     <w:rFonts w:ascii="Arial" w:hAnsi="Arial" w:cs="Arial"/>
                     <w:color w:val="000000"/>
-                    <w:sz w:val="20"/>
-                    <w:szCs w:val="20"/>
+                    <w:sz w:val="18"/>
+                    <w:szCs w:val="18"/>
                     <w:lang w:val="es-CL" w:eastAsia="es-CL"/>
                   </w:rPr>
                   <w:t>Escriba aquí</w:t>
@@ -7558,8 +7558,8 @@
               <w:rPr>
                 <w:rFonts w:ascii="Arial" w:hAnsi="Arial" w:cs="Arial"/>
                 <w:color w:val="000000"/>
-                <w:sz w:val="20"/>
-                <w:szCs w:val="20"/>
+                <w:sz w:val="18"/>
+                <w:szCs w:val="18"/>
               </w:rPr>
               <w:alias w:val="tea_area_cognitive_progress"/>
               <w:tag w:val="tea_area_cognitive_progress"/>
@@ -7577,16 +7577,16 @@
                   <w:rPr>
                     <w:rFonts w:ascii="Arial" w:hAnsi="Arial" w:cs="Arial"/>
                     <w:color w:val="000000"/>
-                    <w:sz w:val="20"/>
-                    <w:szCs w:val="20"/>
+                    <w:sz w:val="18"/>
+                    <w:szCs w:val="18"/>
                   </w:rPr>
                 </w:pPr>
                 <w:r>
                   <w:rPr>
                     <w:rFonts w:ascii="Arial" w:hAnsi="Arial" w:cs="Arial"/>
                     <w:color w:val="000000"/>
-                    <w:sz w:val="20"/>
-                    <w:szCs w:val="20"/>
+                    <w:sz w:val="18"/>
+                    <w:szCs w:val="18"/>
                     <w:lang w:val="es-CL" w:eastAsia="es-CL"/>
                   </w:rPr>
                   <w:t>Escriba aquí</w:t>
@@ -7670,8 +7670,8 @@
                 <w:rPr>
                   <w:rFonts w:ascii="Arial" w:hAnsi="Arial" w:cs="Arial"/>
                   <w:color w:val="000000"/>
-                  <w:sz w:val="20"/>
-                  <w:szCs w:val="20"/>
+                  <w:sz w:val="18"/>
+                  <w:szCs w:val="18"/>
                 </w:rPr>
                 <w:alias w:val="tea_area_cognitive_emphasis"/>
                 <w:tag w:val="tea_area_cognitive_emphasis"/>
@@ -7687,8 +7687,8 @@
                   <w:rPr>
                     <w:rFonts w:ascii="Arial" w:hAnsi="Arial" w:cs="Arial"/>
                     <w:color w:val="000000"/>
-                    <w:sz w:val="20"/>
-                    <w:szCs w:val="20"/>
+                    <w:sz w:val="18"/>
+                    <w:szCs w:val="18"/>
                     <w:lang w:val="es-CL" w:eastAsia="es-CL"/>
                   </w:rPr>
                   <w:t>Escriba aquí</w:t>
@@ -7882,8 +7882,8 @@
                 <w:rPr>
                   <w:rFonts w:ascii="MS Gothic" w:hAnsi="MS Gothic" w:cs="MS Gothic" w:eastAsia="MS Gothic"/>
                   <w:color w:val="000000"/>
-                  <w:sz w:val="20"/>
-                  <w:szCs w:val="20"/>
+                  <w:sz w:val="18"/>
+                  <w:szCs w:val="18"/>
                 </w:rPr>
                 <w:alias w:val="tea_area_sensory_family_interview"/>
                 <w:tag w:val="tea_area_sensory_family_interview"/>
@@ -7900,8 +7900,8 @@
                   <w:rPr>
                     <w:rFonts w:ascii="MS Gothic" w:hAnsi="MS Gothic" w:cs="MS Gothic" w:eastAsia="MS Gothic"/>
                     <w:color w:val="000000"/>
-                    <w:sz w:val="20"/>
-                    <w:szCs w:val="20"/>
+                    <w:sz w:val="18"/>
+                    <w:szCs w:val="18"/>
                   </w:rPr>
                   <w:t>☐</w:t>
                 </w:r>
@@ -7920,8 +7920,8 @@
                 <w:rPr>
                   <w:rFonts w:ascii="MS Gothic" w:hAnsi="MS Gothic" w:cs="MS Gothic" w:eastAsia="MS Gothic"/>
                   <w:color w:val="000000"/>
-                  <w:sz w:val="20"/>
-                  <w:szCs w:val="20"/>
+                  <w:sz w:val="18"/>
+                  <w:szCs w:val="18"/>
                 </w:rPr>
                 <w:alias w:val="tea_area_sensory_school_observation"/>
                 <w:tag w:val="tea_area_sensory_school_observation"/>
@@ -7938,8 +7938,8 @@
                   <w:rPr>
                     <w:rFonts w:ascii="MS Gothic" w:hAnsi="MS Gothic" w:cs="MS Gothic" w:eastAsia="MS Gothic"/>
                     <w:color w:val="000000"/>
-                    <w:sz w:val="20"/>
-                    <w:szCs w:val="20"/>
+                    <w:sz w:val="18"/>
+                    <w:szCs w:val="18"/>
                   </w:rPr>
                   <w:t>☐</w:t>
                 </w:r>
@@ -7966,8 +7966,8 @@
                 <w:rPr>
                   <w:rFonts w:ascii="Arial" w:hAnsi="Arial" w:cs="Arial"/>
                   <w:color w:val="000000"/>
-                  <w:sz w:val="20"/>
-                  <w:szCs w:val="20"/>
+                  <w:sz w:val="18"/>
+                  <w:szCs w:val="18"/>
                 </w:rPr>
                 <w:alias w:val="tea_area_sensory_school_observation_detail"/>
                 <w:tag w:val="tea_area_sensory_school_observation_detail"/>
@@ -7983,8 +7983,8 @@
                   <w:rPr>
                     <w:rFonts w:ascii="Arial" w:hAnsi="Arial" w:cs="Arial"/>
                     <w:color w:val="000000"/>
-                    <w:sz w:val="20"/>
-                    <w:szCs w:val="20"/>
+                    <w:sz w:val="18"/>
+                    <w:szCs w:val="18"/>
                     <w:lang w:val="es-CL" w:eastAsia="es-CL"/>
                   </w:rPr>
                   <w:t>Escriba aquí</w:t>
@@ -8033,8 +8033,8 @@
                 <w:rPr>
                   <w:rFonts w:ascii="MS Gothic" w:hAnsi="MS Gothic" w:cs="MS Gothic" w:eastAsia="MS Gothic"/>
                   <w:color w:val="000000"/>
-                  <w:sz w:val="20"/>
-                  <w:szCs w:val="20"/>
+                  <w:sz w:val="18"/>
+                  <w:szCs w:val="18"/>
                 </w:rPr>
                 <w:alias w:val="tea_area_sensory_instrument"/>
                 <w:tag w:val="tea_area_sensory_instrument"/>
@@ -8051,8 +8051,8 @@
                   <w:rPr>
                     <w:rFonts w:ascii="MS Gothic" w:hAnsi="MS Gothic" w:cs="MS Gothic" w:eastAsia="MS Gothic"/>
                     <w:color w:val="000000"/>
-                    <w:sz w:val="20"/>
-                    <w:szCs w:val="20"/>
+                    <w:sz w:val="18"/>
+                    <w:szCs w:val="18"/>
                   </w:rPr>
                   <w:t>☐</w:t>
                 </w:r>
@@ -8071,8 +8071,8 @@
                 <w:rPr>
                   <w:rFonts w:ascii="Arial" w:hAnsi="Arial" w:cs="Arial"/>
                   <w:color w:val="000000"/>
-                  <w:sz w:val="20"/>
-                  <w:szCs w:val="20"/>
+                  <w:sz w:val="18"/>
+                  <w:szCs w:val="18"/>
                 </w:rPr>
                 <w:alias w:val="tea_area_sensory_instrument_detail"/>
                 <w:tag w:val="tea_area_sensory_instrument_detail"/>
@@ -8088,8 +8088,8 @@
                   <w:rPr>
                     <w:rFonts w:ascii="Arial" w:hAnsi="Arial" w:cs="Arial"/>
                     <w:color w:val="000000"/>
-                    <w:sz w:val="20"/>
-                    <w:szCs w:val="20"/>
+                    <w:sz w:val="18"/>
+                    <w:szCs w:val="18"/>
                     <w:lang w:val="es-CL" w:eastAsia="es-CL"/>
                   </w:rPr>
                   <w:t>Escriba aquí</w:t>
@@ -8148,8 +8148,8 @@
             <w:rPr>
               <w:rFonts w:ascii="Arial" w:hAnsi="Arial" w:cs="Arial"/>
               <w:color w:val="000000"/>
-              <w:sz w:val="20"/>
-              <w:szCs w:val="20"/>
+              <w:sz w:val="18"/>
+              <w:szCs w:val="18"/>
             </w:rPr>
             <w:alias w:val="tea_area_sensory_progress"/>
             <w:tag w:val="tea_area_sensory_progress"/>
@@ -8177,16 +8177,16 @@
                   <w:rPr>
                     <w:rFonts w:ascii="Arial" w:hAnsi="Arial" w:cs="Arial"/>
                     <w:color w:val="000000"/>
-                    <w:sz w:val="20"/>
-                    <w:szCs w:val="20"/>
+                    <w:sz w:val="18"/>
+                    <w:szCs w:val="18"/>
                   </w:rPr>
                 </w:pPr>
                 <w:r>
                   <w:rPr>
                     <w:rFonts w:ascii="Arial" w:hAnsi="Arial" w:cs="Arial"/>
                     <w:color w:val="000000"/>
-                    <w:sz w:val="20"/>
-                    <w:szCs w:val="20"/>
+                    <w:sz w:val="18"/>
+                    <w:szCs w:val="18"/>
                     <w:lang w:val="es-CL" w:eastAsia="es-CL"/>
                   </w:rPr>
                   <w:t>Escriba aquí</w:t>
@@ -8250,8 +8250,8 @@
                 <w:rFonts w:ascii="Arial" w:hAnsi="Arial" w:cs="Arial"/>
                 <w:b/>
                 <w:color w:val="000000"/>
-                <w:sz w:val="20"/>
-                <w:szCs w:val="20"/>
+                <w:sz w:val="18"/>
+                <w:szCs w:val="18"/>
               </w:rPr>
               <w:alias w:val="tea_area_sensory_emphasis"/>
               <w:tag w:val="tea_area_sensory_emphasis"/>
@@ -8270,16 +8270,16 @@
                     <w:rFonts w:ascii="Arial" w:hAnsi="Arial" w:cs="Arial"/>
                     <w:b/>
                     <w:color w:val="000000"/>
-                    <w:sz w:val="20"/>
-                    <w:szCs w:val="20"/>
+                    <w:sz w:val="18"/>
+                    <w:szCs w:val="18"/>
                   </w:rPr>
                 </w:pPr>
                 <w:r>
                   <w:rPr>
                     <w:rFonts w:ascii="Arial" w:hAnsi="Arial" w:cs="Arial"/>
                     <w:color w:val="000000"/>
-                    <w:sz w:val="20"/>
-                    <w:szCs w:val="20"/>
+                    <w:sz w:val="18"/>
+                    <w:szCs w:val="18"/>
                     <w:lang w:val="es-CL" w:eastAsia="es-CL"/>
                   </w:rPr>
                   <w:t>Escriba aquí</w:t>
@@ -8420,8 +8420,8 @@
                   <w:rFonts w:ascii="Arial" w:hAnsi="Arial" w:cs="Arial"/>
                   <w:b/>
                   <w:color w:val="000000"/>
-                  <w:sz w:val="20"/>
-                  <w:szCs w:val="20"/>
+                  <w:sz w:val="18"/>
+                  <w:szCs w:val="18"/>
                 </w:rPr>
                 <w:alias w:val="identification_number"/>
                 <w:tag w:val="identification_number"/>
@@ -8437,8 +8437,8 @@
                   <w:rPr>
                     <w:rFonts w:ascii="Arial" w:hAnsi="Arial" w:cs="Arial"/>
                     <w:color w:val="000000"/>
-                    <w:sz w:val="20"/>
-                    <w:szCs w:val="20"/>
+                    <w:sz w:val="18"/>
+                    <w:szCs w:val="18"/>
                     <w:lang w:val="es-CL" w:eastAsia="es-CL"/>
                   </w:rPr>
                   <w:t>Escriba aquí</w:t>
@@ -8517,8 +8517,8 @@
                 <w:rPr>
                   <w:rFonts w:ascii="MS Gothic" w:hAnsi="MS Gothic" w:cs="MS Gothic" w:eastAsia="MS Gothic"/>
                   <w:color w:val="000000"/>
-                  <w:sz w:val="20"/>
-                  <w:szCs w:val="20"/>
+                  <w:sz w:val="18"/>
+                  <w:szCs w:val="18"/>
                 </w:rPr>
                 <w:alias w:val="tea_area_motor_family_interview"/>
                 <w:tag w:val="tea_area_motor_family_interview"/>
@@ -8535,8 +8535,8 @@
                   <w:rPr>
                     <w:rFonts w:ascii="MS Gothic" w:hAnsi="MS Gothic" w:cs="MS Gothic" w:eastAsia="MS Gothic"/>
                     <w:color w:val="000000"/>
-                    <w:sz w:val="20"/>
-                    <w:szCs w:val="20"/>
+                    <w:sz w:val="18"/>
+                    <w:szCs w:val="18"/>
                   </w:rPr>
                   <w:t>☐</w:t>
                 </w:r>
@@ -8555,8 +8555,8 @@
                 <w:rPr>
                   <w:rFonts w:ascii="MS Gothic" w:hAnsi="MS Gothic" w:cs="MS Gothic" w:eastAsia="MS Gothic"/>
                   <w:color w:val="000000"/>
-                  <w:sz w:val="20"/>
-                  <w:szCs w:val="20"/>
+                  <w:sz w:val="18"/>
+                  <w:szCs w:val="18"/>
                 </w:rPr>
                 <w:alias w:val="tea_area_motor_school_observation"/>
                 <w:tag w:val="tea_area_motor_school_observation"/>
@@ -8573,8 +8573,8 @@
                   <w:rPr>
                     <w:rFonts w:ascii="MS Gothic" w:hAnsi="MS Gothic" w:cs="MS Gothic" w:eastAsia="MS Gothic"/>
                     <w:color w:val="000000"/>
-                    <w:sz w:val="20"/>
-                    <w:szCs w:val="20"/>
+                    <w:sz w:val="18"/>
+                    <w:szCs w:val="18"/>
                   </w:rPr>
                   <w:t>☐</w:t>
                 </w:r>
@@ -8601,8 +8601,8 @@
                 <w:rPr>
                   <w:rFonts w:ascii="Arial" w:hAnsi="Arial" w:cs="Arial"/>
                   <w:color w:val="000000"/>
-                  <w:sz w:val="20"/>
-                  <w:szCs w:val="20"/>
+                  <w:sz w:val="18"/>
+                  <w:szCs w:val="18"/>
                 </w:rPr>
                 <w:alias w:val="tea_area_motor_school_observation_detail"/>
                 <w:tag w:val="tea_area_motor_school_observation_detail"/>
@@ -8618,8 +8618,8 @@
                   <w:rPr>
                     <w:rFonts w:ascii="Arial" w:hAnsi="Arial" w:cs="Arial"/>
                     <w:color w:val="000000"/>
-                    <w:sz w:val="20"/>
-                    <w:szCs w:val="20"/>
+                    <w:sz w:val="18"/>
+                    <w:szCs w:val="18"/>
                     <w:lang w:val="es-CL" w:eastAsia="es-CL"/>
                   </w:rPr>
                   <w:t>Escriba aquí</w:t>
@@ -8669,8 +8669,8 @@
                 <w:rPr>
                   <w:rFonts w:ascii="MS Gothic" w:hAnsi="MS Gothic" w:cs="MS Gothic" w:eastAsia="MS Gothic"/>
                   <w:color w:val="000000"/>
-                  <w:sz w:val="20"/>
-                  <w:szCs w:val="20"/>
+                  <w:sz w:val="18"/>
+                  <w:szCs w:val="18"/>
                 </w:rPr>
                 <w:alias w:val="tea_area_motor_instrument"/>
                 <w:tag w:val="tea_area_motor_instrument"/>
@@ -8687,8 +8687,8 @@
                   <w:rPr>
                     <w:rFonts w:ascii="MS Gothic" w:hAnsi="MS Gothic" w:cs="MS Gothic" w:eastAsia="MS Gothic"/>
                     <w:color w:val="000000"/>
-                    <w:sz w:val="20"/>
-                    <w:szCs w:val="20"/>
+                    <w:sz w:val="18"/>
+                    <w:szCs w:val="18"/>
                   </w:rPr>
                   <w:t>☐</w:t>
                 </w:r>
@@ -8715,8 +8715,8 @@
                 <w:rPr>
                   <w:rFonts w:ascii="Arial" w:hAnsi="Arial" w:cs="Arial"/>
                   <w:color w:val="000000"/>
-                  <w:sz w:val="20"/>
-                  <w:szCs w:val="20"/>
+                  <w:sz w:val="18"/>
+                  <w:szCs w:val="18"/>
                 </w:rPr>
                 <w:alias w:val="tea_area_motor_instrument_detail"/>
                 <w:tag w:val="tea_area_motor_instrument_detail"/>
@@ -8732,8 +8732,8 @@
                   <w:rPr>
                     <w:rFonts w:ascii="Arial" w:hAnsi="Arial" w:cs="Arial"/>
                     <w:color w:val="000000"/>
-                    <w:sz w:val="20"/>
-                    <w:szCs w:val="20"/>
+                    <w:sz w:val="18"/>
+                    <w:szCs w:val="18"/>
                     <w:lang w:val="es-CL" w:eastAsia="es-CL"/>
                   </w:rPr>
                   <w:t>Escriba aquí</w:t>
@@ -8804,8 +8804,8 @@
               <w:rPr>
                 <w:rFonts w:ascii="Arial" w:hAnsi="Arial" w:cs="Arial"/>
                 <w:color w:val="000000"/>
-                <w:sz w:val="20"/>
-                <w:szCs w:val="20"/>
+                <w:sz w:val="18"/>
+                <w:szCs w:val="18"/>
               </w:rPr>
               <w:alias w:val="tea_area_motor_progress"/>
               <w:tag w:val="tea_area_motor_progress"/>
@@ -8825,16 +8825,16 @@
                   <w:rPr>
                     <w:rFonts w:ascii="Arial" w:hAnsi="Arial" w:cs="Arial"/>
                     <w:color w:val="000000"/>
-                    <w:sz w:val="20"/>
-                    <w:szCs w:val="20"/>
+                    <w:sz w:val="18"/>
+                    <w:szCs w:val="18"/>
                   </w:rPr>
                 </w:pPr>
                 <w:r>
                   <w:rPr>
                     <w:rFonts w:ascii="Arial" w:hAnsi="Arial" w:cs="Arial"/>
                     <w:color w:val="000000"/>
-                    <w:sz w:val="20"/>
-                    <w:szCs w:val="20"/>
+                    <w:sz w:val="18"/>
+                    <w:szCs w:val="18"/>
                     <w:lang w:val="es-CL" w:eastAsia="es-CL"/>
                   </w:rPr>
                   <w:t>Escriba aquí</w:t>
@@ -8913,8 +8913,8 @@
                 <w:rFonts w:ascii="Arial" w:hAnsi="Arial" w:cs="Arial"/>
                 <w:b/>
                 <w:color w:val="000000"/>
-                <w:sz w:val="20"/>
-                <w:szCs w:val="20"/>
+                <w:sz w:val="18"/>
+                <w:szCs w:val="18"/>
               </w:rPr>
               <w:alias w:val="tea_area_motor_emphasis"/>
               <w:tag w:val="tea_area_motor_emphasis"/>
@@ -8935,16 +8935,16 @@
                     <w:rFonts w:ascii="Arial" w:hAnsi="Arial" w:cs="Arial"/>
                     <w:b/>
                     <w:color w:val="000000"/>
-                    <w:sz w:val="20"/>
-                    <w:szCs w:val="20"/>
+                    <w:sz w:val="18"/>
+                    <w:szCs w:val="18"/>
                   </w:rPr>
                 </w:pPr>
                 <w:r>
                   <w:rPr>
                     <w:rFonts w:ascii="Arial" w:hAnsi="Arial" w:cs="Arial"/>
                     <w:color w:val="000000"/>
-                    <w:sz w:val="20"/>
-                    <w:szCs w:val="20"/>
+                    <w:sz w:val="18"/>
+                    <w:szCs w:val="18"/>
                     <w:lang w:val="es-CL" w:eastAsia="es-CL"/>
                   </w:rPr>
                   <w:t>Escriba aquí</w:t>
@@ -9082,8 +9082,8 @@
                 <w:rPr>
                   <w:rFonts w:ascii="MS Gothic" w:hAnsi="MS Gothic" w:cs="MS Gothic" w:eastAsia="MS Gothic"/>
                   <w:color w:val="000000"/>
-                  <w:sz w:val="20"/>
-                  <w:szCs w:val="20"/>
+                  <w:sz w:val="18"/>
+                  <w:szCs w:val="18"/>
                 </w:rPr>
                 <w:alias w:val="tea_area_functional_academic_family_interview"/>
                 <w:tag w:val="tea_area_functional_academic_family_interview"/>
@@ -9100,8 +9100,8 @@
                   <w:rPr>
                     <w:rFonts w:ascii="MS Gothic" w:hAnsi="MS Gothic" w:cs="MS Gothic" w:eastAsia="MS Gothic"/>
                     <w:color w:val="000000"/>
-                    <w:sz w:val="20"/>
-                    <w:szCs w:val="20"/>
+                    <w:sz w:val="18"/>
+                    <w:szCs w:val="18"/>
                   </w:rPr>
                   <w:t>☐</w:t>
                 </w:r>
@@ -9120,8 +9120,8 @@
                 <w:rPr>
                   <w:rFonts w:ascii="MS Gothic" w:hAnsi="MS Gothic" w:cs="MS Gothic" w:eastAsia="MS Gothic"/>
                   <w:color w:val="000000"/>
-                  <w:sz w:val="20"/>
-                  <w:szCs w:val="20"/>
+                  <w:sz w:val="18"/>
+                  <w:szCs w:val="18"/>
                 </w:rPr>
                 <w:alias w:val="tea_area_functional_academic_school_observation"/>
                 <w:tag w:val="tea_area_functional_academic_school_observation"/>
@@ -9138,8 +9138,8 @@
                   <w:rPr>
                     <w:rFonts w:ascii="MS Gothic" w:hAnsi="MS Gothic" w:cs="MS Gothic" w:eastAsia="MS Gothic"/>
                     <w:color w:val="000000"/>
-                    <w:sz w:val="20"/>
-                    <w:szCs w:val="20"/>
+                    <w:sz w:val="18"/>
+                    <w:szCs w:val="18"/>
                   </w:rPr>
                   <w:t>☐</w:t>
                 </w:r>
@@ -9166,8 +9166,8 @@
                 <w:rPr>
                   <w:rFonts w:ascii="Arial" w:hAnsi="Arial" w:cs="Arial"/>
                   <w:color w:val="000000"/>
-                  <w:sz w:val="20"/>
-                  <w:szCs w:val="20"/>
+                  <w:sz w:val="18"/>
+                  <w:szCs w:val="18"/>
                 </w:rPr>
                 <w:alias w:val="tea_area_functional_academic_school_observation_detail"/>
                 <w:tag w:val="tea_area_functional_academic_school_observation_detail"/>
@@ -9183,8 +9183,8 @@
                   <w:rPr>
                     <w:rFonts w:ascii="Arial" w:hAnsi="Arial" w:cs="Arial"/>
                     <w:color w:val="000000"/>
-                    <w:sz w:val="20"/>
-                    <w:szCs w:val="20"/>
+                    <w:sz w:val="18"/>
+                    <w:szCs w:val="18"/>
                     <w:lang w:val="es-CL" w:eastAsia="es-CL"/>
                   </w:rPr>
                   <w:t>Escriba aquí</w:t>
@@ -9236,8 +9236,8 @@
                 <w:rPr>
                   <w:rFonts w:ascii="MS Gothic" w:hAnsi="MS Gothic" w:cs="MS Gothic" w:eastAsia="MS Gothic"/>
                   <w:color w:val="000000"/>
-                  <w:sz w:val="20"/>
-                  <w:szCs w:val="20"/>
+                  <w:sz w:val="18"/>
+                  <w:szCs w:val="18"/>
                 </w:rPr>
                 <w:alias w:val="tea_area_functional_academic_instrument"/>
                 <w:tag w:val="tea_area_functional_academic_instrument"/>
@@ -9254,8 +9254,8 @@
                   <w:rPr>
                     <w:rFonts w:ascii="MS Gothic" w:hAnsi="MS Gothic" w:cs="MS Gothic" w:eastAsia="MS Gothic"/>
                     <w:color w:val="000000"/>
-                    <w:sz w:val="20"/>
-                    <w:szCs w:val="20"/>
+                    <w:sz w:val="18"/>
+                    <w:szCs w:val="18"/>
                   </w:rPr>
                   <w:t>☐</w:t>
                 </w:r>
@@ -9282,8 +9282,8 @@
                 <w:rPr>
                   <w:rFonts w:ascii="Arial" w:hAnsi="Arial" w:cs="Arial"/>
                   <w:color w:val="000000"/>
-                  <w:sz w:val="20"/>
-                  <w:szCs w:val="20"/>
+                  <w:sz w:val="18"/>
+                  <w:szCs w:val="18"/>
                 </w:rPr>
                 <w:alias w:val="tea_area_functional_academic_instrument_detail"/>
                 <w:tag w:val="tea_area_functional_academic_instrument_detail"/>
@@ -9299,8 +9299,8 @@
                   <w:rPr>
                     <w:rFonts w:ascii="Arial" w:hAnsi="Arial" w:cs="Arial"/>
                     <w:color w:val="000000"/>
-                    <w:sz w:val="20"/>
-                    <w:szCs w:val="20"/>
+                    <w:sz w:val="18"/>
+                    <w:szCs w:val="18"/>
                     <w:lang w:val="es-CL" w:eastAsia="es-CL"/>
                   </w:rPr>
                   <w:t>Escriba aquí</w:t>
@@ -9469,8 +9469,8 @@
                 <w:rFonts w:ascii="Arial" w:hAnsi="Arial" w:cs="Arial"/>
                 <w:b/>
                 <w:color w:val="000000"/>
-                <w:sz w:val="20"/>
-                <w:szCs w:val="20"/>
+                <w:sz w:val="18"/>
+                <w:szCs w:val="18"/>
               </w:rPr>
               <w:alias w:val="tea_area_functional_academic_achieved"/>
               <w:tag w:val="tea_area_functional_academic_achieved"/>
@@ -9489,16 +9489,16 @@
                     <w:rFonts w:ascii="Arial" w:hAnsi="Arial" w:cs="Arial"/>
                     <w:b/>
                     <w:color w:val="000000"/>
-                    <w:sz w:val="20"/>
-                    <w:szCs w:val="20"/>
+                    <w:sz w:val="18"/>
+                    <w:szCs w:val="18"/>
                   </w:rPr>
                 </w:pPr>
                 <w:r>
                   <w:rPr>
                     <w:rFonts w:ascii="Arial" w:hAnsi="Arial" w:cs="Arial"/>
                     <w:color w:val="000000"/>
-                    <w:sz w:val="20"/>
-                    <w:szCs w:val="20"/>
+                    <w:sz w:val="18"/>
+                    <w:szCs w:val="18"/>
                     <w:lang w:val="es-CL" w:eastAsia="es-CL"/>
                   </w:rPr>
                   <w:t>Escriba aquí</w:t>
@@ -9616,8 +9616,8 @@
             <w:rPr>
               <w:rFonts w:ascii="Arial" w:hAnsi="Arial" w:cs="Arial"/>
               <w:color w:val="000000"/>
-              <w:sz w:val="20"/>
-              <w:szCs w:val="20"/>
+              <w:sz w:val="18"/>
+              <w:szCs w:val="18"/>
             </w:rPr>
             <w:alias w:val="tea_area_functional_academic_unachieved"/>
             <w:tag w:val="tea_area_functional_academic_unachieved"/>
@@ -9645,16 +9645,16 @@
                   <w:rPr>
                     <w:rFonts w:ascii="Arial" w:hAnsi="Arial" w:cs="Arial"/>
                     <w:color w:val="000000"/>
-                    <w:sz w:val="20"/>
-                    <w:szCs w:val="20"/>
+                    <w:sz w:val="18"/>
+                    <w:szCs w:val="18"/>
                   </w:rPr>
                 </w:pPr>
                 <w:r>
                   <w:rPr>
                     <w:rFonts w:ascii="Arial" w:hAnsi="Arial" w:cs="Arial"/>
                     <w:color w:val="000000"/>
-                    <w:sz w:val="20"/>
-                    <w:szCs w:val="20"/>
+                    <w:sz w:val="18"/>
+                    <w:szCs w:val="18"/>
                     <w:lang w:val="es-CL" w:eastAsia="es-CL"/>
                   </w:rPr>
                   <w:t>Escriba aquí</w:t>
@@ -9778,8 +9778,8 @@
               <w:rPr>
                 <w:rFonts w:ascii="Arial" w:hAnsi="Arial" w:cs="Arial"/>
                 <w:color w:val="000000"/>
-                <w:sz w:val="20"/>
-                <w:szCs w:val="20"/>
+                <w:sz w:val="18"/>
+                <w:szCs w:val="18"/>
               </w:rPr>
               <w:alias w:val="tea_area_functional_academic_context_participation"/>
               <w:tag w:val="tea_area_functional_academic_context_participation"/>
@@ -9797,16 +9797,16 @@
                   <w:rPr>
                     <w:rFonts w:ascii="Arial" w:hAnsi="Arial" w:cs="Arial"/>
                     <w:color w:val="000000"/>
-                    <w:sz w:val="20"/>
-                    <w:szCs w:val="20"/>
+                    <w:sz w:val="18"/>
+                    <w:szCs w:val="18"/>
                   </w:rPr>
                 </w:pPr>
                 <w:r>
                   <w:rPr>
                     <w:rFonts w:ascii="Arial" w:hAnsi="Arial" w:cs="Arial"/>
                     <w:color w:val="000000"/>
-                    <w:sz w:val="20"/>
-                    <w:szCs w:val="20"/>
+                    <w:sz w:val="18"/>
+                    <w:szCs w:val="18"/>
                     <w:lang w:val="es-CL" w:eastAsia="es-CL"/>
                   </w:rPr>
                   <w:t>Escriba aquí</w:t>
@@ -9961,8 +9961,8 @@
                 <w:rPr>
                   <w:rFonts w:ascii="MS Gothic" w:hAnsi="MS Gothic" w:cs="MS Gothic" w:eastAsia="MS Gothic"/>
                   <w:color w:val="000000"/>
-                  <w:sz w:val="20"/>
-                  <w:szCs w:val="20"/>
+                  <w:sz w:val="18"/>
+                  <w:szCs w:val="18"/>
                 </w:rPr>
                 <w:alias w:val="tea_area_personal_social_family_interview"/>
                 <w:tag w:val="tea_area_personal_social_family_interview"/>
@@ -9979,8 +9979,8 @@
                   <w:rPr>
                     <w:rFonts w:ascii="MS Gothic" w:hAnsi="MS Gothic" w:cs="MS Gothic" w:eastAsia="MS Gothic"/>
                     <w:color w:val="000000"/>
-                    <w:sz w:val="20"/>
-                    <w:szCs w:val="20"/>
+                    <w:sz w:val="18"/>
+                    <w:szCs w:val="18"/>
                   </w:rPr>
                   <w:t>☐</w:t>
                 </w:r>
@@ -9999,8 +9999,8 @@
                 <w:rPr>
                   <w:rFonts w:ascii="MS Gothic" w:hAnsi="MS Gothic" w:cs="MS Gothic" w:eastAsia="MS Gothic"/>
                   <w:color w:val="000000"/>
-                  <w:sz w:val="20"/>
-                  <w:szCs w:val="20"/>
+                  <w:sz w:val="18"/>
+                  <w:szCs w:val="18"/>
                 </w:rPr>
                 <w:alias w:val="tea_area_personal_social_school_observation"/>
                 <w:tag w:val="tea_area_personal_social_school_observation"/>
@@ -10017,8 +10017,8 @@
                   <w:rPr>
                     <w:rFonts w:ascii="MS Gothic" w:hAnsi="MS Gothic" w:cs="MS Gothic" w:eastAsia="MS Gothic"/>
                     <w:color w:val="000000"/>
-                    <w:sz w:val="20"/>
-                    <w:szCs w:val="20"/>
+                    <w:sz w:val="18"/>
+                    <w:szCs w:val="18"/>
                   </w:rPr>
                   <w:t>☐</w:t>
                 </w:r>
@@ -10045,8 +10045,8 @@
                 <w:rPr>
                   <w:rFonts w:ascii="Arial" w:hAnsi="Arial" w:cs="Arial"/>
                   <w:color w:val="000000"/>
-                  <w:sz w:val="20"/>
-                  <w:szCs w:val="20"/>
+                  <w:sz w:val="18"/>
+                  <w:szCs w:val="18"/>
                 </w:rPr>
                 <w:alias w:val="tea_area_personal_social_school_observation_detail"/>
                 <w:tag w:val="tea_area_personal_social_school_observation_detail"/>
@@ -10062,8 +10062,8 @@
                   <w:rPr>
                     <w:rFonts w:ascii="Arial" w:hAnsi="Arial" w:cs="Arial"/>
                     <w:color w:val="000000"/>
-                    <w:sz w:val="20"/>
-                    <w:szCs w:val="20"/>
+                    <w:sz w:val="18"/>
+                    <w:szCs w:val="18"/>
                     <w:lang w:val="es-CL" w:eastAsia="es-CL"/>
                   </w:rPr>
                   <w:t>Escriba aquí</w:t>
@@ -10112,8 +10112,8 @@
                 <w:rPr>
                   <w:rFonts w:ascii="MS Gothic" w:hAnsi="MS Gothic" w:cs="MS Gothic" w:eastAsia="MS Gothic"/>
                   <w:color w:val="000000"/>
-                  <w:sz w:val="20"/>
-                  <w:szCs w:val="20"/>
+                  <w:sz w:val="18"/>
+                  <w:szCs w:val="18"/>
                 </w:rPr>
                 <w:alias w:val="tea_area_personal_social_instrument"/>
                 <w:tag w:val="tea_area_personal_social_instrument"/>
@@ -10130,8 +10130,8 @@
                   <w:rPr>
                     <w:rFonts w:ascii="MS Gothic" w:hAnsi="MS Gothic" w:cs="MS Gothic" w:eastAsia="MS Gothic"/>
                     <w:color w:val="000000"/>
-                    <w:sz w:val="20"/>
-                    <w:szCs w:val="20"/>
+                    <w:sz w:val="18"/>
+                    <w:szCs w:val="18"/>
                   </w:rPr>
                   <w:t>☐</w:t>
                 </w:r>
@@ -10158,8 +10158,8 @@
                 <w:rPr>
                   <w:rFonts w:ascii="Arial" w:hAnsi="Arial" w:cs="Arial"/>
                   <w:color w:val="000000"/>
-                  <w:sz w:val="20"/>
-                  <w:szCs w:val="20"/>
+                  <w:sz w:val="18"/>
+                  <w:szCs w:val="18"/>
                 </w:rPr>
                 <w:alias w:val="tea_area_personal_social_instrument_detail"/>
                 <w:tag w:val="tea_area_personal_social_instrument_detail"/>
@@ -10175,8 +10175,8 @@
                   <w:rPr>
                     <w:rFonts w:ascii="Arial" w:hAnsi="Arial" w:cs="Arial"/>
                     <w:color w:val="000000"/>
-                    <w:sz w:val="20"/>
-                    <w:szCs w:val="20"/>
+                    <w:sz w:val="18"/>
+                    <w:szCs w:val="18"/>
                     <w:lang w:val="es-CL" w:eastAsia="es-CL"/>
                   </w:rPr>
                   <w:t>Escriba aquí</w:t>
@@ -10235,8 +10235,8 @@
             <w:rPr>
               <w:rFonts w:ascii="Arial" w:hAnsi="Arial" w:cs="Arial"/>
               <w:color w:val="000000"/>
-              <w:sz w:val="20"/>
-              <w:szCs w:val="20"/>
+              <w:sz w:val="18"/>
+              <w:szCs w:val="18"/>
             </w:rPr>
             <w:alias w:val="tea_area_personal_social_progress"/>
             <w:tag w:val="tea_area_personal_social_progress"/>
@@ -10266,16 +10266,16 @@
                   <w:rPr>
                     <w:rFonts w:ascii="Arial" w:hAnsi="Arial" w:cs="Arial"/>
                     <w:color w:val="000000"/>
-                    <w:sz w:val="20"/>
-                    <w:szCs w:val="20"/>
+                    <w:sz w:val="18"/>
+                    <w:szCs w:val="18"/>
                   </w:rPr>
                 </w:pPr>
                 <w:r>
                   <w:rPr>
                     <w:rFonts w:ascii="Arial" w:hAnsi="Arial" w:cs="Arial"/>
                     <w:color w:val="000000"/>
-                    <w:sz w:val="20"/>
-                    <w:szCs w:val="20"/>
+                    <w:sz w:val="18"/>
+                    <w:szCs w:val="18"/>
                     <w:lang w:val="es-CL" w:eastAsia="es-CL"/>
                   </w:rPr>
                   <w:t>Escriba aquí</w:t>
@@ -10341,8 +10341,8 @@
                   <w:rFonts w:ascii="Arial" w:hAnsi="Arial" w:cs="Arial"/>
                   <w:b/>
                   <w:color w:val="000000"/>
-                  <w:sz w:val="20"/>
-                  <w:szCs w:val="20"/>
+                  <w:sz w:val="18"/>
+                  <w:szCs w:val="18"/>
                 </w:rPr>
                 <w:alias w:val="tea_area_personal_social_emphasis"/>
                 <w:tag w:val="tea_area_personal_social_emphasis"/>
@@ -10358,8 +10358,8 @@
                   <w:rPr>
                     <w:rFonts w:ascii="Arial" w:hAnsi="Arial" w:cs="Arial"/>
                     <w:color w:val="000000"/>
-                    <w:sz w:val="20"/>
-                    <w:szCs w:val="20"/>
+                    <w:sz w:val="18"/>
+                    <w:szCs w:val="18"/>
                     <w:lang w:val="es-CL" w:eastAsia="es-CL"/>
                   </w:rPr>
                   <w:t>Escriba aquí</w:t>
@@ -10502,8 +10502,8 @@
                 <w:rPr>
                   <w:rFonts w:ascii="MS Gothic" w:hAnsi="MS Gothic" w:cs="MS Gothic" w:eastAsia="MS Gothic"/>
                   <w:color w:val="000000"/>
-                  <w:sz w:val="20"/>
-                  <w:szCs w:val="20"/>
+                  <w:sz w:val="18"/>
+                  <w:szCs w:val="18"/>
                 </w:rPr>
                 <w:alias w:val="tea_area_family_context_family_interview"/>
                 <w:tag w:val="tea_area_family_context_family_interview"/>
@@ -10520,8 +10520,8 @@
                   <w:rPr>
                     <w:rFonts w:ascii="MS Gothic" w:hAnsi="MS Gothic" w:cs="MS Gothic" w:eastAsia="MS Gothic"/>
                     <w:color w:val="000000"/>
-                    <w:sz w:val="20"/>
-                    <w:szCs w:val="20"/>
+                    <w:sz w:val="18"/>
+                    <w:szCs w:val="18"/>
                   </w:rPr>
                   <w:t>☐</w:t>
                 </w:r>
@@ -10540,8 +10540,8 @@
                 <w:rPr>
                   <w:rFonts w:ascii="MS Gothic" w:hAnsi="MS Gothic" w:cs="MS Gothic" w:eastAsia="MS Gothic"/>
                   <w:color w:val="000000"/>
-                  <w:sz w:val="20"/>
-                  <w:szCs w:val="20"/>
+                  <w:sz w:val="18"/>
+                  <w:szCs w:val="18"/>
                 </w:rPr>
                 <w:alias w:val="tea_area_family_context_school_observation"/>
                 <w:tag w:val="tea_area_family_context_school_observation"/>
@@ -10558,8 +10558,8 @@
                   <w:rPr>
                     <w:rFonts w:ascii="MS Gothic" w:hAnsi="MS Gothic" w:cs="MS Gothic" w:eastAsia="MS Gothic"/>
                     <w:color w:val="000000"/>
-                    <w:sz w:val="20"/>
-                    <w:szCs w:val="20"/>
+                    <w:sz w:val="18"/>
+                    <w:szCs w:val="18"/>
                   </w:rPr>
                   <w:t>☐</w:t>
                 </w:r>
@@ -10586,8 +10586,8 @@
                 <w:rPr>
                   <w:rFonts w:ascii="Arial" w:hAnsi="Arial" w:cs="Arial"/>
                   <w:color w:val="000000"/>
-                  <w:sz w:val="20"/>
-                  <w:szCs w:val="20"/>
+                  <w:sz w:val="18"/>
+                  <w:szCs w:val="18"/>
                 </w:rPr>
                 <w:alias w:val="tea_area_family_context_school_observation_detail"/>
                 <w:tag w:val="tea_area_family_context_school_observation_detail"/>
@@ -10603,8 +10603,8 @@
                   <w:rPr>
                     <w:rFonts w:ascii="Arial" w:hAnsi="Arial" w:cs="Arial"/>
                     <w:color w:val="000000"/>
-                    <w:sz w:val="20"/>
-                    <w:szCs w:val="20"/>
+                    <w:sz w:val="18"/>
+                    <w:szCs w:val="18"/>
                     <w:lang w:val="es-CL" w:eastAsia="es-CL"/>
                   </w:rPr>
                   <w:t>Escriba aquí</w:t>
@@ -10653,8 +10653,8 @@
                 <w:rPr>
                   <w:rFonts w:ascii="MS Gothic" w:hAnsi="MS Gothic" w:cs="MS Gothic" w:eastAsia="MS Gothic"/>
                   <w:color w:val="000000"/>
-                  <w:sz w:val="20"/>
-                  <w:szCs w:val="20"/>
+                  <w:sz w:val="18"/>
+                  <w:szCs w:val="18"/>
                 </w:rPr>
                 <w:alias w:val="tea_area_family_context_instrument"/>
                 <w:tag w:val="tea_area_family_context_instrument"/>
@@ -10671,8 +10671,8 @@
                   <w:rPr>
                     <w:rFonts w:ascii="MS Gothic" w:hAnsi="MS Gothic" w:cs="MS Gothic" w:eastAsia="MS Gothic"/>
                     <w:color w:val="000000"/>
-                    <w:sz w:val="20"/>
-                    <w:szCs w:val="20"/>
+                    <w:sz w:val="18"/>
+                    <w:szCs w:val="18"/>
                   </w:rPr>
                   <w:t>☐</w:t>
                 </w:r>
@@ -10707,8 +10707,8 @@
                 <w:rPr>
                   <w:rFonts w:ascii="Arial" w:hAnsi="Arial" w:cs="Arial"/>
                   <w:color w:val="000000"/>
-                  <w:sz w:val="20"/>
-                  <w:szCs w:val="20"/>
+                  <w:sz w:val="18"/>
+                  <w:szCs w:val="18"/>
                 </w:rPr>
                 <w:alias w:val="tea_area_family_context_instrument_detail"/>
                 <w:tag w:val="tea_area_family_context_instrument_detail"/>
@@ -10724,8 +10724,8 @@
                   <w:rPr>
                     <w:rFonts w:ascii="Arial" w:hAnsi="Arial" w:cs="Arial"/>
                     <w:color w:val="000000"/>
-                    <w:sz w:val="20"/>
-                    <w:szCs w:val="20"/>
+                    <w:sz w:val="18"/>
+                    <w:szCs w:val="18"/>
                     <w:lang w:val="es-CL" w:eastAsia="es-CL"/>
                   </w:rPr>
                   <w:t>Escriba aquí</w:t>
@@ -10776,8 +10776,8 @@
               <w:rPr>
                 <w:rFonts w:ascii="Arial" w:hAnsi="Arial" w:cs="Arial"/>
                 <w:color w:val="000000"/>
-                <w:sz w:val="20"/>
-                <w:szCs w:val="20"/>
+                <w:sz w:val="18"/>
+                <w:szCs w:val="18"/>
               </w:rPr>
               <w:alias w:val="tea_area_family_context_progress"/>
               <w:tag w:val="tea_area_family_context_progress"/>
@@ -10797,16 +10797,16 @@
                   <w:rPr>
                     <w:rFonts w:ascii="Arial" w:hAnsi="Arial" w:cs="Arial"/>
                     <w:color w:val="000000"/>
-                    <w:sz w:val="20"/>
-                    <w:szCs w:val="20"/>
+                    <w:sz w:val="18"/>
+                    <w:szCs w:val="18"/>
                   </w:rPr>
                 </w:pPr>
                 <w:r>
                   <w:rPr>
                     <w:rFonts w:ascii="Arial" w:hAnsi="Arial" w:cs="Arial"/>
                     <w:color w:val="000000"/>
-                    <w:sz w:val="20"/>
-                    <w:szCs w:val="20"/>
+                    <w:sz w:val="18"/>
+                    <w:szCs w:val="18"/>
                     <w:lang w:val="es-CL" w:eastAsia="es-CL"/>
                   </w:rPr>
                   <w:t>Escriba aquí</w:t>
@@ -10860,8 +10860,8 @@
                 <w:rFonts w:ascii="Arial" w:hAnsi="Arial" w:cs="Arial"/>
                 <w:b/>
                 <w:color w:val="000000"/>
-                <w:sz w:val="20"/>
-                <w:szCs w:val="20"/>
+                <w:sz w:val="18"/>
+                <w:szCs w:val="18"/>
               </w:rPr>
               <w:alias w:val="tea_area_family_context_emphasis"/>
               <w:tag w:val="tea_area_family_context_emphasis"/>
@@ -10882,16 +10882,16 @@
                     <w:rFonts w:ascii="Arial" w:hAnsi="Arial" w:cs="Arial"/>
                     <w:b/>
                     <w:color w:val="000000"/>
-                    <w:sz w:val="20"/>
-                    <w:szCs w:val="20"/>
+                    <w:sz w:val="18"/>
+                    <w:szCs w:val="18"/>
                   </w:rPr>
                 </w:pPr>
                 <w:r>
                   <w:rPr>
                     <w:rFonts w:ascii="Arial" w:hAnsi="Arial" w:cs="Arial"/>
                     <w:color w:val="000000"/>
-                    <w:sz w:val="20"/>
-                    <w:szCs w:val="20"/>
+                    <w:sz w:val="18"/>
+                    <w:szCs w:val="18"/>
                     <w:lang w:val="es-CL" w:eastAsia="es-CL"/>
                   </w:rPr>
                   <w:t>Escriba aquí</w:t>
@@ -11016,8 +11016,8 @@
                   <w:rFonts w:ascii="Arial" w:hAnsi="Arial" w:cs="Arial"/>
                   <w:b/>
                   <w:color w:val="000000"/>
-                  <w:sz w:val="20"/>
-                  <w:szCs w:val="20"/>
+                  <w:sz w:val="18"/>
+                  <w:szCs w:val="18"/>
                 </w:rPr>
                 <w:alias w:val="identification_number"/>
                 <w:tag w:val="identification_number"/>
@@ -11033,8 +11033,8 @@
                   <w:rPr>
                     <w:rFonts w:ascii="Arial" w:hAnsi="Arial" w:cs="Arial"/>
                     <w:color w:val="000000"/>
-                    <w:sz w:val="20"/>
-                    <w:szCs w:val="20"/>
+                    <w:sz w:val="18"/>
+                    <w:szCs w:val="18"/>
                     <w:lang w:val="es-CL" w:eastAsia="es-CL"/>
                   </w:rPr>
                   <w:t>Escriba aquí</w:t>
@@ -11413,8 +11413,8 @@
             <w:rPr>
               <w:rFonts w:ascii="Arial" w:hAnsi="Arial" w:cs="Arial"/>
               <w:color w:val="000000"/>
-              <w:sz w:val="20"/>
-              <w:szCs w:val="20"/>
+              <w:sz w:val="18"/>
+              <w:szCs w:val="18"/>
             </w:rPr>
             <w:alias w:val="support_personal_effectiveness"/>
             <w:tag w:val="support_personal_effectiveness"/>
@@ -11435,16 +11435,16 @@
                   <w:rPr>
                     <w:rFonts w:ascii="Arial" w:hAnsi="Arial" w:cs="Arial"/>
                     <w:color w:val="000000"/>
-                    <w:sz w:val="20"/>
-                    <w:szCs w:val="20"/>
+                    <w:sz w:val="18"/>
+                    <w:szCs w:val="18"/>
                   </w:rPr>
                 </w:pPr>
                 <w:r>
                   <w:rPr>
                     <w:rFonts w:ascii="Arial" w:hAnsi="Arial" w:cs="Arial"/>
                     <w:color w:val="000000"/>
-                    <w:sz w:val="20"/>
-                    <w:szCs w:val="20"/>
+                    <w:sz w:val="18"/>
+                    <w:szCs w:val="18"/>
                     <w:lang w:val="es-CL" w:eastAsia="es-CL"/>
                   </w:rPr>
                   <w:t>Escriba aquí</w:t>
@@ -11458,8 +11458,8 @@
             <w:rPr>
               <w:rFonts w:ascii="MS Gothic" w:hAnsi="MS Gothic" w:cs="MS Gothic" w:eastAsia="MS Gothic"/>
               <w:color w:val="000000"/>
-              <w:sz w:val="20"/>
-              <w:szCs w:val="20"/>
+              <w:sz w:val="18"/>
+              <w:szCs w:val="18"/>
             </w:rPr>
             <w:alias w:val="support_personal_continuity__si"/>
             <w:tag w:val="support_personal_continuity__si"/>
@@ -11485,8 +11485,8 @@
                   <w:rPr>
                     <w:rFonts w:ascii="MS Gothic" w:hAnsi="MS Gothic" w:cs="MS Gothic" w:eastAsia="MS Gothic"/>
                     <w:color w:val="000000"/>
-                    <w:sz w:val="20"/>
-                    <w:szCs w:val="20"/>
+                    <w:sz w:val="18"/>
+                    <w:szCs w:val="18"/>
                   </w:rPr>
                   <w:t>☐</w:t>
                 </w:r>
@@ -11499,8 +11499,8 @@
             <w:rPr>
               <w:rFonts w:ascii="MS Gothic" w:hAnsi="MS Gothic" w:cs="MS Gothic" w:eastAsia="MS Gothic"/>
               <w:color w:val="000000"/>
-              <w:sz w:val="20"/>
-              <w:szCs w:val="20"/>
+              <w:sz w:val="18"/>
+              <w:szCs w:val="18"/>
             </w:rPr>
             <w:alias w:val="support_personal_continuity__no"/>
             <w:tag w:val="support_personal_continuity__no"/>
@@ -11526,8 +11526,8 @@
                   <w:rPr>
                     <w:rFonts w:ascii="MS Gothic" w:hAnsi="MS Gothic" w:cs="MS Gothic" w:eastAsia="MS Gothic"/>
                     <w:color w:val="000000"/>
-                    <w:sz w:val="20"/>
-                    <w:szCs w:val="20"/>
+                    <w:sz w:val="18"/>
+                    <w:szCs w:val="18"/>
                   </w:rPr>
                   <w:t>☐</w:t>
                 </w:r>
@@ -11540,8 +11540,8 @@
             <w:rPr>
               <w:rFonts w:ascii="Arial" w:hAnsi="Arial" w:cs="Arial"/>
               <w:color w:val="000000"/>
-              <w:sz w:val="20"/>
-              <w:szCs w:val="20"/>
+              <w:sz w:val="18"/>
+              <w:szCs w:val="18"/>
             </w:rPr>
             <w:alias w:val="support_personal_observations"/>
             <w:tag w:val="support_personal_observations"/>
@@ -11563,16 +11563,16 @@
                   <w:rPr>
                     <w:rFonts w:ascii="Arial" w:hAnsi="Arial" w:cs="Arial"/>
                     <w:color w:val="000000"/>
-                    <w:sz w:val="20"/>
-                    <w:szCs w:val="20"/>
+                    <w:sz w:val="18"/>
+                    <w:szCs w:val="18"/>
                   </w:rPr>
                 </w:pPr>
                 <w:r>
                   <w:rPr>
                     <w:rFonts w:ascii="Arial" w:hAnsi="Arial" w:cs="Arial"/>
                     <w:color w:val="000000"/>
-                    <w:sz w:val="20"/>
-                    <w:szCs w:val="20"/>
+                    <w:sz w:val="18"/>
+                    <w:szCs w:val="18"/>
                     <w:lang w:val="es-CL" w:eastAsia="es-CL"/>
                   </w:rPr>
                   <w:t>Escriba aquí</w:t>
@@ -11618,8 +11618,8 @@
             <w:rPr>
               <w:rFonts w:ascii="Arial" w:hAnsi="Arial" w:cs="Arial"/>
               <w:color w:val="000000"/>
-              <w:sz w:val="20"/>
-              <w:szCs w:val="20"/>
+              <w:sz w:val="18"/>
+              <w:szCs w:val="18"/>
             </w:rPr>
             <w:alias w:val="support_curricular_effectiveness"/>
             <w:tag w:val="support_curricular_effectiveness"/>
@@ -11640,16 +11640,16 @@
                   <w:rPr>
                     <w:rFonts w:ascii="Arial" w:hAnsi="Arial" w:cs="Arial"/>
                     <w:color w:val="000000"/>
-                    <w:sz w:val="20"/>
-                    <w:szCs w:val="20"/>
+                    <w:sz w:val="18"/>
+                    <w:szCs w:val="18"/>
                   </w:rPr>
                 </w:pPr>
                 <w:r>
                   <w:rPr>
                     <w:rFonts w:ascii="Arial" w:hAnsi="Arial" w:cs="Arial"/>
                     <w:color w:val="000000"/>
-                    <w:sz w:val="20"/>
-                    <w:szCs w:val="20"/>
+                    <w:sz w:val="18"/>
+                    <w:szCs w:val="18"/>
                     <w:lang w:val="es-CL" w:eastAsia="es-CL"/>
                   </w:rPr>
                   <w:t>Escriba aquí</w:t>
@@ -11663,8 +11663,8 @@
             <w:rPr>
               <w:rFonts w:ascii="MS Gothic" w:hAnsi="MS Gothic" w:cs="MS Gothic" w:eastAsia="MS Gothic"/>
               <w:color w:val="000000"/>
-              <w:sz w:val="20"/>
-              <w:szCs w:val="20"/>
+              <w:sz w:val="18"/>
+              <w:szCs w:val="18"/>
             </w:rPr>
             <w:alias w:val="support_curricular_continuity__si"/>
             <w:tag w:val="support_curricular_continuity__si"/>
@@ -11690,8 +11690,8 @@
                   <w:rPr>
                     <w:rFonts w:ascii="MS Gothic" w:hAnsi="MS Gothic" w:cs="MS Gothic" w:eastAsia="MS Gothic"/>
                     <w:color w:val="000000"/>
-                    <w:sz w:val="20"/>
-                    <w:szCs w:val="20"/>
+                    <w:sz w:val="18"/>
+                    <w:szCs w:val="18"/>
                   </w:rPr>
                   <w:t>☐</w:t>
                 </w:r>
@@ -11704,8 +11704,8 @@
             <w:rPr>
               <w:rFonts w:ascii="MS Gothic" w:hAnsi="MS Gothic" w:cs="MS Gothic" w:eastAsia="MS Gothic"/>
               <w:color w:val="000000"/>
-              <w:sz w:val="20"/>
-              <w:szCs w:val="20"/>
+              <w:sz w:val="18"/>
+              <w:szCs w:val="18"/>
             </w:rPr>
             <w:alias w:val="support_curricular_continuity__no"/>
             <w:tag w:val="support_curricular_continuity__no"/>
@@ -11731,8 +11731,8 @@
                   <w:rPr>
                     <w:rFonts w:ascii="MS Gothic" w:hAnsi="MS Gothic" w:cs="MS Gothic" w:eastAsia="MS Gothic"/>
                     <w:color w:val="000000"/>
-                    <w:sz w:val="20"/>
-                    <w:szCs w:val="20"/>
+                    <w:sz w:val="18"/>
+                    <w:szCs w:val="18"/>
                   </w:rPr>
                   <w:t>☐</w:t>
                 </w:r>
@@ -11745,8 +11745,8 @@
             <w:rPr>
               <w:rFonts w:ascii="Arial" w:hAnsi="Arial" w:cs="Arial"/>
               <w:color w:val="000000"/>
-              <w:sz w:val="20"/>
-              <w:szCs w:val="20"/>
+              <w:sz w:val="18"/>
+              <w:szCs w:val="18"/>
             </w:rPr>
             <w:alias w:val="support_curricular_observations"/>
             <w:tag w:val="support_curricular_observations"/>
@@ -11768,16 +11768,16 @@
                   <w:rPr>
                     <w:rFonts w:ascii="Arial" w:hAnsi="Arial" w:cs="Arial"/>
                     <w:color w:val="000000"/>
-                    <w:sz w:val="20"/>
-                    <w:szCs w:val="20"/>
+                    <w:sz w:val="18"/>
+                    <w:szCs w:val="18"/>
                   </w:rPr>
                 </w:pPr>
                 <w:r>
                   <w:rPr>
                     <w:rFonts w:ascii="Arial" w:hAnsi="Arial" w:cs="Arial"/>
                     <w:color w:val="000000"/>
-                    <w:sz w:val="20"/>
-                    <w:szCs w:val="20"/>
+                    <w:sz w:val="18"/>
+                    <w:szCs w:val="18"/>
                     <w:lang w:val="es-CL" w:eastAsia="es-CL"/>
                   </w:rPr>
                   <w:t>Escriba aquí</w:t>
@@ -11823,8 +11823,8 @@
             <w:rPr>
               <w:rFonts w:ascii="Arial" w:hAnsi="Arial" w:cs="Arial"/>
               <w:color w:val="000000"/>
-              <w:sz w:val="20"/>
-              <w:szCs w:val="20"/>
+              <w:sz w:val="18"/>
+              <w:szCs w:val="18"/>
             </w:rPr>
             <w:alias w:val="support_materials_effectiveness"/>
             <w:tag w:val="support_materials_effectiveness"/>
@@ -11845,16 +11845,16 @@
                   <w:rPr>
                     <w:rFonts w:ascii="Arial" w:hAnsi="Arial" w:cs="Arial"/>
                     <w:color w:val="000000"/>
-                    <w:sz w:val="20"/>
-                    <w:szCs w:val="20"/>
+                    <w:sz w:val="18"/>
+                    <w:szCs w:val="18"/>
                   </w:rPr>
                 </w:pPr>
                 <w:r>
                   <w:rPr>
                     <w:rFonts w:ascii="Arial" w:hAnsi="Arial" w:cs="Arial"/>
                     <w:color w:val="000000"/>
-                    <w:sz w:val="20"/>
-                    <w:szCs w:val="20"/>
+                    <w:sz w:val="18"/>
+                    <w:szCs w:val="18"/>
                     <w:lang w:val="es-CL" w:eastAsia="es-CL"/>
                   </w:rPr>
                   <w:t>Escriba aquí</w:t>
@@ -11868,8 +11868,8 @@
             <w:rPr>
               <w:rFonts w:ascii="MS Gothic" w:hAnsi="MS Gothic" w:cs="MS Gothic" w:eastAsia="MS Gothic"/>
               <w:color w:val="000000"/>
-              <w:sz w:val="20"/>
-              <w:szCs w:val="20"/>
+              <w:sz w:val="18"/>
+              <w:szCs w:val="18"/>
             </w:rPr>
             <w:alias w:val="support_materials_continuity__si"/>
             <w:tag w:val="support_materials_continuity__si"/>
@@ -11895,8 +11895,8 @@
                   <w:rPr>
                     <w:rFonts w:ascii="MS Gothic" w:hAnsi="MS Gothic" w:cs="MS Gothic" w:eastAsia="MS Gothic"/>
                     <w:color w:val="000000"/>
-                    <w:sz w:val="20"/>
-                    <w:szCs w:val="20"/>
+                    <w:sz w:val="18"/>
+                    <w:szCs w:val="18"/>
                   </w:rPr>
                   <w:t>☐</w:t>
                 </w:r>
@@ -11909,8 +11909,8 @@
             <w:rPr>
               <w:rFonts w:ascii="MS Gothic" w:hAnsi="MS Gothic" w:cs="MS Gothic" w:eastAsia="MS Gothic"/>
               <w:color w:val="000000"/>
-              <w:sz w:val="20"/>
-              <w:szCs w:val="20"/>
+              <w:sz w:val="18"/>
+              <w:szCs w:val="18"/>
             </w:rPr>
             <w:alias w:val="support_materials_continuity__no"/>
             <w:tag w:val="support_materials_continuity__no"/>
@@ -11936,8 +11936,8 @@
                   <w:rPr>
                     <w:rFonts w:ascii="MS Gothic" w:hAnsi="MS Gothic" w:cs="MS Gothic" w:eastAsia="MS Gothic"/>
                     <w:color w:val="000000"/>
-                    <w:sz w:val="20"/>
-                    <w:szCs w:val="20"/>
+                    <w:sz w:val="18"/>
+                    <w:szCs w:val="18"/>
                   </w:rPr>
                   <w:t>☐</w:t>
                 </w:r>
@@ -11950,8 +11950,8 @@
             <w:rPr>
               <w:rFonts w:ascii="Arial" w:hAnsi="Arial" w:cs="Arial"/>
               <w:color w:val="000000"/>
-              <w:sz w:val="20"/>
-              <w:szCs w:val="20"/>
+              <w:sz w:val="18"/>
+              <w:szCs w:val="18"/>
             </w:rPr>
             <w:alias w:val="support_materials_observations"/>
             <w:tag w:val="support_materials_observations"/>
@@ -11973,16 +11973,16 @@
                   <w:rPr>
                     <w:rFonts w:ascii="Arial" w:hAnsi="Arial" w:cs="Arial"/>
                     <w:color w:val="000000"/>
-                    <w:sz w:val="20"/>
-                    <w:szCs w:val="20"/>
+                    <w:sz w:val="18"/>
+                    <w:szCs w:val="18"/>
                   </w:rPr>
                 </w:pPr>
                 <w:r>
                   <w:rPr>
                     <w:rFonts w:ascii="Arial" w:hAnsi="Arial" w:cs="Arial"/>
                     <w:color w:val="000000"/>
-                    <w:sz w:val="20"/>
-                    <w:szCs w:val="20"/>
+                    <w:sz w:val="18"/>
+                    <w:szCs w:val="18"/>
                     <w:lang w:val="es-CL" w:eastAsia="es-CL"/>
                   </w:rPr>
                   <w:t>Escriba aquí</w:t>
@@ -12028,8 +12028,8 @@
             <w:rPr>
               <w:rFonts w:ascii="Arial" w:hAnsi="Arial" w:cs="Arial"/>
               <w:color w:val="000000"/>
-              <w:sz w:val="20"/>
-              <w:szCs w:val="20"/>
+              <w:sz w:val="18"/>
+              <w:szCs w:val="18"/>
             </w:rPr>
             <w:alias w:val="support_organizational_effectiveness"/>
             <w:tag w:val="support_organizational_effectiveness"/>
@@ -12050,16 +12050,16 @@
                   <w:rPr>
                     <w:rFonts w:ascii="Arial" w:hAnsi="Arial" w:cs="Arial"/>
                     <w:color w:val="000000"/>
-                    <w:sz w:val="20"/>
-                    <w:szCs w:val="20"/>
+                    <w:sz w:val="18"/>
+                    <w:szCs w:val="18"/>
                   </w:rPr>
                 </w:pPr>
                 <w:r>
                   <w:rPr>
                     <w:rFonts w:ascii="Arial" w:hAnsi="Arial" w:cs="Arial"/>
                     <w:color w:val="000000"/>
-                    <w:sz w:val="20"/>
-                    <w:szCs w:val="20"/>
+                    <w:sz w:val="18"/>
+                    <w:szCs w:val="18"/>
                     <w:lang w:val="es-CL" w:eastAsia="es-CL"/>
                   </w:rPr>
                   <w:t>Escriba aquí</w:t>
@@ -12073,8 +12073,8 @@
             <w:rPr>
               <w:rFonts w:ascii="MS Gothic" w:hAnsi="MS Gothic" w:cs="MS Gothic" w:eastAsia="MS Gothic"/>
               <w:color w:val="000000"/>
-              <w:sz w:val="20"/>
-              <w:szCs w:val="20"/>
+              <w:sz w:val="18"/>
+              <w:szCs w:val="18"/>
             </w:rPr>
             <w:alias w:val="support_organizational_continuity__si"/>
             <w:tag w:val="support_organizational_continuity__si"/>
@@ -12100,8 +12100,8 @@
                   <w:rPr>
                     <w:rFonts w:ascii="MS Gothic" w:hAnsi="MS Gothic" w:cs="MS Gothic" w:eastAsia="MS Gothic"/>
                     <w:color w:val="000000"/>
-                    <w:sz w:val="20"/>
-                    <w:szCs w:val="20"/>
+                    <w:sz w:val="18"/>
+                    <w:szCs w:val="18"/>
                   </w:rPr>
                   <w:t>☐</w:t>
                 </w:r>
@@ -12114,8 +12114,8 @@
             <w:rPr>
               <w:rFonts w:ascii="MS Gothic" w:hAnsi="MS Gothic" w:cs="MS Gothic" w:eastAsia="MS Gothic"/>
               <w:color w:val="000000"/>
-              <w:sz w:val="20"/>
-              <w:szCs w:val="20"/>
+              <w:sz w:val="18"/>
+              <w:szCs w:val="18"/>
             </w:rPr>
             <w:alias w:val="support_organizational_continuity__no"/>
             <w:tag w:val="support_organizational_continuity__no"/>
@@ -12141,8 +12141,8 @@
                   <w:rPr>
                     <w:rFonts w:ascii="MS Gothic" w:hAnsi="MS Gothic" w:cs="MS Gothic" w:eastAsia="MS Gothic"/>
                     <w:color w:val="000000"/>
-                    <w:sz w:val="20"/>
-                    <w:szCs w:val="20"/>
+                    <w:sz w:val="18"/>
+                    <w:szCs w:val="18"/>
                   </w:rPr>
                   <w:t>☐</w:t>
                 </w:r>
@@ -12155,8 +12155,8 @@
             <w:rPr>
               <w:rFonts w:ascii="Arial" w:hAnsi="Arial" w:cs="Arial"/>
               <w:color w:val="000000"/>
-              <w:sz w:val="20"/>
-              <w:szCs w:val="20"/>
+              <w:sz w:val="18"/>
+              <w:szCs w:val="18"/>
             </w:rPr>
             <w:alias w:val="support_organizational_observations"/>
             <w:tag w:val="support_organizational_observations"/>
@@ -12178,16 +12178,16 @@
                   <w:rPr>
                     <w:rFonts w:ascii="Arial" w:hAnsi="Arial" w:cs="Arial"/>
                     <w:color w:val="000000"/>
-                    <w:sz w:val="20"/>
-                    <w:szCs w:val="20"/>
+                    <w:sz w:val="18"/>
+                    <w:szCs w:val="18"/>
                   </w:rPr>
                 </w:pPr>
                 <w:r>
                   <w:rPr>
                     <w:rFonts w:ascii="Arial" w:hAnsi="Arial" w:cs="Arial"/>
                     <w:color w:val="000000"/>
-                    <w:sz w:val="20"/>
-                    <w:szCs w:val="20"/>
+                    <w:sz w:val="18"/>
+                    <w:szCs w:val="18"/>
                     <w:lang w:val="es-CL" w:eastAsia="es-CL"/>
                   </w:rPr>
                   <w:t>Escriba aquí</w:t>
@@ -12233,8 +12233,8 @@
             <w:rPr>
               <w:rFonts w:ascii="Arial" w:hAnsi="Arial" w:cs="Arial"/>
               <w:color w:val="000000"/>
-              <w:sz w:val="20"/>
-              <w:szCs w:val="20"/>
+              <w:sz w:val="18"/>
+              <w:szCs w:val="18"/>
             </w:rPr>
             <w:alias w:val="support_family_effectiveness"/>
             <w:tag w:val="support_family_effectiveness"/>
@@ -12255,16 +12255,16 @@
                   <w:rPr>
                     <w:rFonts w:ascii="Arial" w:hAnsi="Arial" w:cs="Arial"/>
                     <w:color w:val="000000"/>
-                    <w:sz w:val="20"/>
-                    <w:szCs w:val="20"/>
+                    <w:sz w:val="18"/>
+                    <w:szCs w:val="18"/>
                   </w:rPr>
                 </w:pPr>
                 <w:r>
                   <w:rPr>
                     <w:rFonts w:ascii="Arial" w:hAnsi="Arial" w:cs="Arial"/>
                     <w:color w:val="000000"/>
-                    <w:sz w:val="20"/>
-                    <w:szCs w:val="20"/>
+                    <w:sz w:val="18"/>
+                    <w:szCs w:val="18"/>
                     <w:lang w:val="es-CL" w:eastAsia="es-CL"/>
                   </w:rPr>
                   <w:t>Escriba aquí</w:t>
@@ -12278,8 +12278,8 @@
             <w:rPr>
               <w:rFonts w:ascii="MS Gothic" w:hAnsi="MS Gothic" w:cs="MS Gothic" w:eastAsia="MS Gothic"/>
               <w:color w:val="000000"/>
-              <w:sz w:val="20"/>
-              <w:szCs w:val="20"/>
+              <w:sz w:val="18"/>
+              <w:szCs w:val="18"/>
             </w:rPr>
             <w:alias w:val="support_family_continuity__si"/>
             <w:tag w:val="support_family_continuity__si"/>
@@ -12305,8 +12305,8 @@
                   <w:rPr>
                     <w:rFonts w:ascii="MS Gothic" w:hAnsi="MS Gothic" w:cs="MS Gothic" w:eastAsia="MS Gothic"/>
                     <w:color w:val="000000"/>
-                    <w:sz w:val="20"/>
-                    <w:szCs w:val="20"/>
+                    <w:sz w:val="18"/>
+                    <w:szCs w:val="18"/>
                   </w:rPr>
                   <w:t>☐</w:t>
                 </w:r>
@@ -12319,8 +12319,8 @@
             <w:rPr>
               <w:rFonts w:ascii="MS Gothic" w:hAnsi="MS Gothic" w:cs="MS Gothic" w:eastAsia="MS Gothic"/>
               <w:color w:val="000000"/>
-              <w:sz w:val="20"/>
-              <w:szCs w:val="20"/>
+              <w:sz w:val="18"/>
+              <w:szCs w:val="18"/>
             </w:rPr>
             <w:alias w:val="support_family_continuity__no"/>
             <w:tag w:val="support_family_continuity__no"/>
@@ -12346,8 +12346,8 @@
                   <w:rPr>
                     <w:rFonts w:ascii="MS Gothic" w:hAnsi="MS Gothic" w:cs="MS Gothic" w:eastAsia="MS Gothic"/>
                     <w:color w:val="000000"/>
-                    <w:sz w:val="20"/>
-                    <w:szCs w:val="20"/>
+                    <w:sz w:val="18"/>
+                    <w:szCs w:val="18"/>
                   </w:rPr>
                   <w:t>☐</w:t>
                 </w:r>
@@ -12360,8 +12360,8 @@
             <w:rPr>
               <w:rFonts w:ascii="Arial" w:hAnsi="Arial" w:cs="Arial"/>
               <w:color w:val="000000"/>
-              <w:sz w:val="20"/>
-              <w:szCs w:val="20"/>
+              <w:sz w:val="18"/>
+              <w:szCs w:val="18"/>
             </w:rPr>
             <w:alias w:val="support_family_observations"/>
             <w:tag w:val="support_family_observations"/>
@@ -12383,16 +12383,16 @@
                   <w:rPr>
                     <w:rFonts w:ascii="Arial" w:hAnsi="Arial" w:cs="Arial"/>
                     <w:color w:val="000000"/>
-                    <w:sz w:val="20"/>
-                    <w:szCs w:val="20"/>
+                    <w:sz w:val="18"/>
+                    <w:szCs w:val="18"/>
                   </w:rPr>
                 </w:pPr>
                 <w:r>
                   <w:rPr>
                     <w:rFonts w:ascii="Arial" w:hAnsi="Arial" w:cs="Arial"/>
                     <w:color w:val="000000"/>
-                    <w:sz w:val="20"/>
-                    <w:szCs w:val="20"/>
+                    <w:sz w:val="18"/>
+                    <w:szCs w:val="18"/>
                     <w:lang w:val="es-CL" w:eastAsia="es-CL"/>
                   </w:rPr>
                   <w:t>Escriba aquí</w:t>
@@ -12469,8 +12469,8 @@
             <w:rPr>
               <w:rFonts w:ascii="Arial" w:hAnsi="Arial" w:cs="Arial"/>
               <w:color w:val="000000"/>
-              <w:sz w:val="20"/>
-              <w:szCs w:val="20"/>
+              <w:sz w:val="18"/>
+              <w:szCs w:val="18"/>
             </w:rPr>
             <w:alias w:val="support_other_effectiveness"/>
             <w:tag w:val="support_other_effectiveness"/>
@@ -12491,16 +12491,16 @@
                   <w:rPr>
                     <w:rFonts w:ascii="Arial" w:hAnsi="Arial" w:cs="Arial"/>
                     <w:color w:val="000000"/>
-                    <w:sz w:val="20"/>
-                    <w:szCs w:val="20"/>
+                    <w:sz w:val="18"/>
+                    <w:szCs w:val="18"/>
                   </w:rPr>
                 </w:pPr>
                 <w:r>
                   <w:rPr>
                     <w:rFonts w:ascii="Arial" w:hAnsi="Arial" w:cs="Arial"/>
                     <w:color w:val="000000"/>
-                    <w:sz w:val="20"/>
-                    <w:szCs w:val="20"/>
+                    <w:sz w:val="18"/>
+                    <w:szCs w:val="18"/>
                     <w:lang w:val="es-CL" w:eastAsia="es-CL"/>
                   </w:rPr>
                   <w:t>Escriba aquí</w:t>
@@ -12514,8 +12514,8 @@
             <w:rPr>
               <w:rFonts w:ascii="MS Gothic" w:hAnsi="MS Gothic" w:cs="MS Gothic" w:eastAsia="MS Gothic"/>
               <w:color w:val="000000"/>
-              <w:sz w:val="20"/>
-              <w:szCs w:val="20"/>
+              <w:sz w:val="18"/>
+              <w:szCs w:val="18"/>
             </w:rPr>
             <w:alias w:val="support_other_continuity__si"/>
             <w:tag w:val="support_other_continuity__si"/>
@@ -12541,8 +12541,8 @@
                   <w:rPr>
                     <w:rFonts w:ascii="MS Gothic" w:hAnsi="MS Gothic" w:cs="MS Gothic" w:eastAsia="MS Gothic"/>
                     <w:color w:val="000000"/>
-                    <w:sz w:val="20"/>
-                    <w:szCs w:val="20"/>
+                    <w:sz w:val="18"/>
+                    <w:szCs w:val="18"/>
                   </w:rPr>
                   <w:t>☐</w:t>
                 </w:r>
@@ -12555,8 +12555,8 @@
             <w:rPr>
               <w:rFonts w:ascii="MS Gothic" w:hAnsi="MS Gothic" w:cs="MS Gothic" w:eastAsia="MS Gothic"/>
               <w:color w:val="000000"/>
-              <w:sz w:val="20"/>
-              <w:szCs w:val="20"/>
+              <w:sz w:val="18"/>
+              <w:szCs w:val="18"/>
             </w:rPr>
             <w:alias w:val="support_other_continuity__no"/>
             <w:tag w:val="support_other_continuity__no"/>
@@ -12582,8 +12582,8 @@
                   <w:rPr>
                     <w:rFonts w:ascii="MS Gothic" w:hAnsi="MS Gothic" w:cs="MS Gothic" w:eastAsia="MS Gothic"/>
                     <w:color w:val="000000"/>
-                    <w:sz w:val="20"/>
-                    <w:szCs w:val="20"/>
+                    <w:sz w:val="18"/>
+                    <w:szCs w:val="18"/>
                   </w:rPr>
                   <w:t>☐</w:t>
                 </w:r>
@@ -12596,8 +12596,8 @@
             <w:rPr>
               <w:rFonts w:ascii="Arial" w:hAnsi="Arial" w:cs="Arial"/>
               <w:color w:val="000000"/>
-              <w:sz w:val="20"/>
-              <w:szCs w:val="20"/>
+              <w:sz w:val="18"/>
+              <w:szCs w:val="18"/>
             </w:rPr>
             <w:alias w:val="support_other_observations"/>
             <w:tag w:val="support_other_observations"/>
@@ -12619,16 +12619,16 @@
                   <w:rPr>
                     <w:rFonts w:ascii="Arial" w:hAnsi="Arial" w:cs="Arial"/>
                     <w:color w:val="000000"/>
-                    <w:sz w:val="20"/>
-                    <w:szCs w:val="20"/>
+                    <w:sz w:val="18"/>
+                    <w:szCs w:val="18"/>
                   </w:rPr>
                 </w:pPr>
                 <w:r>
                   <w:rPr>
                     <w:rFonts w:ascii="Arial" w:hAnsi="Arial" w:cs="Arial"/>
                     <w:color w:val="000000"/>
-                    <w:sz w:val="20"/>
-                    <w:szCs w:val="20"/>
+                    <w:sz w:val="18"/>
+                    <w:szCs w:val="18"/>
                     <w:lang w:val="es-CL" w:eastAsia="es-CL"/>
                   </w:rPr>
                   <w:t>Escriba aquí</w:t>
@@ -12901,8 +12901,8 @@
               <w:rFonts w:ascii="Arial" w:hAnsi="Arial" w:cs="Arial"/>
               <w:i/>
               <w:color w:val="000000"/>
-              <w:sz w:val="20"/>
-              <w:szCs w:val="20"/>
+              <w:sz w:val="18"/>
+              <w:szCs w:val="18"/>
             </w:rPr>
             <w:alias w:val="support_work_strategies"/>
             <w:tag w:val="support_work_strategies"/>
@@ -12924,16 +12924,16 @@
                     <w:rFonts w:ascii="Arial" w:hAnsi="Arial" w:cs="Arial"/>
                     <w:i/>
                     <w:color w:val="000000"/>
-                    <w:sz w:val="20"/>
-                    <w:szCs w:val="20"/>
+                    <w:sz w:val="18"/>
+                    <w:szCs w:val="18"/>
                   </w:rPr>
                 </w:pPr>
                 <w:r>
                   <w:rPr>
                     <w:rFonts w:ascii="Arial" w:hAnsi="Arial" w:cs="Arial"/>
                     <w:color w:val="000000"/>
-                    <w:sz w:val="20"/>
-                    <w:szCs w:val="20"/>
+                    <w:sz w:val="18"/>
+                    <w:szCs w:val="18"/>
                     <w:lang w:val="es-CL" w:eastAsia="es-CL"/>
                   </w:rPr>
                   <w:t>Escriba aquí</w:t>
@@ -12948,8 +12948,8 @@
               <w:rFonts w:ascii="Arial" w:hAnsi="Arial" w:cs="Arial"/>
               <w:i/>
               <w:color w:val="000000"/>
-              <w:sz w:val="20"/>
-              <w:szCs w:val="20"/>
+              <w:sz w:val="18"/>
+              <w:szCs w:val="18"/>
             </w:rPr>
             <w:alias w:val="support_family_strategies_effectiveness"/>
             <w:tag w:val="support_family_strategies_effectiveness"/>
@@ -12971,16 +12971,16 @@
                     <w:rFonts w:ascii="Arial" w:hAnsi="Arial" w:cs="Arial"/>
                     <w:i/>
                     <w:color w:val="000000"/>
-                    <w:sz w:val="20"/>
-                    <w:szCs w:val="20"/>
+                    <w:sz w:val="18"/>
+                    <w:szCs w:val="18"/>
                   </w:rPr>
                 </w:pPr>
                 <w:r>
                   <w:rPr>
                     <w:rFonts w:ascii="Arial" w:hAnsi="Arial" w:cs="Arial"/>
                     <w:color w:val="000000"/>
-                    <w:sz w:val="20"/>
-                    <w:szCs w:val="20"/>
+                    <w:sz w:val="18"/>
+                    <w:szCs w:val="18"/>
                     <w:lang w:val="es-CL" w:eastAsia="es-CL"/>
                   </w:rPr>
                   <w:t>Escriba aquí</w:t>
@@ -13107,8 +13107,8 @@
             <w:rPr>
               <w:rFonts w:ascii="Arial" w:hAnsi="Arial" w:cs="Arial"/>
               <w:color w:val="000000"/>
-              <w:sz w:val="20"/>
-              <w:szCs w:val="20"/>
+              <w:sz w:val="18"/>
+              <w:szCs w:val="18"/>
             </w:rPr>
             <w:alias w:val="support_new_needs_required"/>
             <w:tag w:val="support_new_needs_required"/>
@@ -13130,16 +13130,16 @@
                   <w:rPr>
                     <w:rFonts w:ascii="Arial" w:hAnsi="Arial" w:cs="Arial"/>
                     <w:color w:val="000000"/>
-                    <w:sz w:val="20"/>
-                    <w:szCs w:val="20"/>
+                    <w:sz w:val="18"/>
+                    <w:szCs w:val="18"/>
                   </w:rPr>
                 </w:pPr>
                 <w:r>
                   <w:rPr>
                     <w:rFonts w:ascii="Arial" w:hAnsi="Arial" w:cs="Arial"/>
                     <w:color w:val="000000"/>
-                    <w:sz w:val="20"/>
-                    <w:szCs w:val="20"/>
+                    <w:sz w:val="18"/>
+                    <w:szCs w:val="18"/>
                     <w:lang w:val="es-CL" w:eastAsia="es-CL"/>
                   </w:rPr>
                   <w:t>Escriba aquí</w:t>
@@ -13220,8 +13220,8 @@
             <w:rPr>
               <w:rFonts w:ascii="Arial" w:hAnsi="Arial" w:cs="Arial"/>
               <w:color w:val="000000"/>
-              <w:sz w:val="20"/>
-              <w:szCs w:val="20"/>
+              <w:sz w:val="18"/>
+              <w:szCs w:val="18"/>
             </w:rPr>
             <w:alias w:val="support_next_period_comments"/>
             <w:tag w:val="support_next_period_comments"/>
@@ -13244,16 +13244,16 @@
                   <w:rPr>
                     <w:rFonts w:ascii="Arial" w:hAnsi="Arial" w:cs="Arial"/>
                     <w:color w:val="000000"/>
-                    <w:sz w:val="20"/>
-                    <w:szCs w:val="20"/>
+                    <w:sz w:val="18"/>
+                    <w:szCs w:val="18"/>
                   </w:rPr>
                 </w:pPr>
                 <w:r>
                   <w:rPr>
                     <w:rFonts w:ascii="Arial" w:hAnsi="Arial" w:cs="Arial"/>
                     <w:color w:val="000000"/>
-                    <w:sz w:val="20"/>
-                    <w:szCs w:val="20"/>
+                    <w:sz w:val="18"/>
+                    <w:szCs w:val="18"/>
                     <w:lang w:val="es-CL" w:eastAsia="es-CL"/>
                   </w:rPr>
                   <w:t>Escriba aquí</w:t>

--- a/files/original_student_files/fur10_tea_formulario.docx
+++ b/files/original_student_files/fur10_tea_formulario.docx
@@ -1814,7 +1814,7 @@
       </w:tr>
       <w:tr>
         <w:trPr>
-          <w:trHeight w:hRule="atLeast" w:val="187"/>
+          <w:trHeight w:hRule="exact" w:val="187"/>
           <w:jc w:val="center"/>
         </w:trPr>
         <w:tc>
@@ -2091,7 +2091,7 @@
       </w:tr>
       <w:tr>
         <w:trPr>
-          <w:trHeight w:hRule="atLeast" w:val="187"/>
+          <w:trHeight w:hRule="exact" w:val="187"/>
           <w:jc w:val="center"/>
         </w:trPr>
         <w:tc>
@@ -2347,7 +2347,7 @@
       </w:tr>
       <w:tr>
         <w:trPr>
-          <w:trHeight w:hRule="atLeast" w:val="187"/>
+          <w:trHeight w:hRule="exact" w:val="187"/>
           <w:jc w:val="center"/>
         </w:trPr>
         <w:tc>
@@ -3761,7 +3761,7 @@
       </w:tblGrid>
       <w:tr>
         <w:trPr>
-          <w:trHeight w:hRule="atLeast" w:val="307"/>
+          <w:trHeight w:hRule="exact" w:val="307"/>
           <w:jc w:val="center"/>
         </w:trPr>
         <w:tc>
@@ -3817,7 +3817,7 @@
       </w:tr>
       <w:tr>
         <w:trPr>
-          <w:trHeight w:hRule="atLeast" w:val="566"/>
+          <w:trHeight w:hRule="exact" w:val="566"/>
           <w:jc w:val="center"/>
         </w:trPr>
         <w:tc>
@@ -4558,7 +4558,7 @@
       </w:tr>
       <w:tr>
         <w:trPr>
-          <w:trHeight w:hRule="atLeast" w:val="360"/>
+          <w:trHeight w:hRule="exact" w:val="360"/>
           <w:jc w:val="center"/>
         </w:trPr>
         <w:tc>
@@ -4808,7 +4808,7 @@
       </w:tblGrid>
       <w:tr>
         <w:trPr>
-          <w:trHeight w:hRule="atLeast" w:val="256"/>
+          <w:trHeight w:hRule="exact" w:val="256"/>
           <w:jc w:val="center"/>
         </w:trPr>
         <w:tc>
@@ -9514,7 +9514,7 @@
         </w:tblPrEx>
         <w:trPr>
           <w:cantSplit/>
-          <w:trHeight w:hRule="atLeast" w:val="227"/>
+          <w:trHeight w:hRule="exact" w:val="227"/>
           <w:jc w:val="center"/>
         </w:trPr>
         <w:tc>
@@ -9670,7 +9670,7 @@
         </w:tblPrEx>
         <w:trPr>
           <w:cantSplit/>
-          <w:trHeight w:hRule="atLeast" w:val="233"/>
+          <w:trHeight w:hRule="exact" w:val="233"/>
           <w:jc w:val="center"/>
         </w:trPr>
         <w:tc>
